--- a/version-finale/03-manuels/L-141-Rafael_Melo-ManuelInstallation.docx
+++ b/version-finale/03-manuels/L-141-Rafael_Melo-ManuelInstallation.docx
@@ -4,26 +4,36 @@
   <w:body>
     <w:p>
       <w:pPr>
+        <w:pStyle w:val="Title"/>
         <w:keepNext/>
-        <w:spacing w:after="100"/>
+        <w:spacing w:after="86" w:before="160" w:line="259" w:lineRule="auto"/>
+        <w:jc w:val="left"/>
+        <w:keepLines/>
+        <w:pBdr>
+          <w:bottom w:val="single" w:sz="8" w:space="6" w:color="000000"/>
+        </w:pBdr>
       </w:pPr>
       <w:r>
         <w:rPr>
           <w:rFonts w:ascii="Arial" w:hAnsi="Arial"/>
           <w:b/>
           <w:color w:val="000000"/>
-          <w:sz w:val="42"/>
+          <w:sz w:val="20"/>
         </w:rPr>
         <w:t>Manuel d'installation</w:t>
       </w:r>
     </w:p>
     <w:p>
       <w:pPr>
+        <w:pStyle w:val="Subtitle"/>
+        <w:keepNext/>
         <w:keepLines/>
+        <w:spacing w:after="86" w:line="259" w:lineRule="auto"/>
       </w:pPr>
       <w:r>
         <w:rPr>
           <w:rFonts w:ascii="Arial" w:hAnsi="Arial"/>
+          <w:b/>
           <w:color w:val="000000"/>
           <w:sz w:val="20"/>
         </w:rPr>
@@ -32,11 +42,14 @@
     </w:p>
     <w:p>
       <w:pPr>
+        <w:keepNext/>
         <w:keepLines/>
+        <w:spacing w:after="86" w:line="259" w:lineRule="auto"/>
       </w:pPr>
       <w:r>
         <w:rPr>
           <w:rFonts w:ascii="Arial" w:hAnsi="Arial"/>
+          <w:b/>
           <w:color w:val="000000"/>
           <w:sz w:val="20"/>
         </w:rPr>
@@ -45,11 +58,14 @@
     </w:p>
     <w:p>
       <w:pPr>
+        <w:keepNext/>
         <w:keepLines/>
+        <w:spacing w:after="86" w:line="259" w:lineRule="auto"/>
       </w:pPr>
       <w:r>
         <w:rPr>
           <w:rFonts w:ascii="Arial" w:hAnsi="Arial"/>
+          <w:i/>
           <w:color w:val="000000"/>
           <w:sz w:val="20"/>
         </w:rPr>
@@ -59,14 +75,27 @@
     <w:p>
       <w:pPr>
         <w:pStyle w:val="Heading1"/>
+        <w:keepNext/>
+        <w:keepLines/>
+        <w:spacing w:before="180" w:after="60"/>
+        <w:pBdr>
+          <w:bottom w:val="single" w:sz="5" w:space="3" w:color="000000"/>
+        </w:pBdr>
       </w:pPr>
       <w:r>
+        <w:rPr>
+          <w:rFonts w:ascii="Arial" w:hAnsi="Arial"/>
+          <w:b/>
+          <w:color w:val="000000"/>
+          <w:sz w:val="26"/>
+        </w:rPr>
         <w:t>1. Objectif</w:t>
       </w:r>
     </w:p>
     <w:p>
       <w:pPr>
         <w:keepLines/>
+        <w:spacing w:line="259" w:lineRule="auto" w:after="86"/>
       </w:pPr>
       <w:r>
         <w:rPr>
@@ -80,6 +109,7 @@
     <w:p>
       <w:pPr>
         <w:keepLines/>
+        <w:spacing w:line="259" w:lineRule="auto" w:after="86"/>
       </w:pPr>
       <w:r>
         <w:rPr>
@@ -93,14 +123,27 @@
     <w:p>
       <w:pPr>
         <w:pStyle w:val="Heading1"/>
+        <w:keepNext/>
+        <w:keepLines/>
+        <w:spacing w:before="180" w:after="60"/>
+        <w:pBdr>
+          <w:bottom w:val="single" w:sz="5" w:space="3" w:color="000000"/>
+        </w:pBdr>
       </w:pPr>
       <w:r>
+        <w:rPr>
+          <w:rFonts w:ascii="Arial" w:hAnsi="Arial"/>
+          <w:b/>
+          <w:color w:val="000000"/>
+          <w:sz w:val="26"/>
+        </w:rPr>
         <w:t>2. Prérequis</w:t>
       </w:r>
     </w:p>
     <w:p>
       <w:pPr>
         <w:keepLines/>
+        <w:spacing w:line="259" w:lineRule="auto" w:after="86"/>
       </w:pPr>
       <w:r>
         <w:rPr>
@@ -113,8 +156,9 @@
     </w:p>
     <w:p>
       <w:pPr>
-        <w:spacing w:after="30"/>
-        <w:ind w:left="255" w:hanging="198"/>
+        <w:keepLines/>
+        <w:spacing w:after="40" w:line="259" w:lineRule="auto"/>
+        <w:ind w:left="312" w:hanging="198"/>
       </w:pPr>
       <w:r>
         <w:rPr>
@@ -127,8 +171,9 @@
     </w:p>
     <w:p>
       <w:pPr>
-        <w:spacing w:after="30"/>
-        <w:ind w:left="255" w:hanging="198"/>
+        <w:keepLines/>
+        <w:spacing w:after="40" w:line="259" w:lineRule="auto"/>
+        <w:ind w:left="312" w:hanging="198"/>
       </w:pPr>
       <w:r>
         <w:rPr>
@@ -141,8 +186,9 @@
     </w:p>
     <w:p>
       <w:pPr>
-        <w:spacing w:after="30"/>
-        <w:ind w:left="255" w:hanging="198"/>
+        <w:keepLines/>
+        <w:spacing w:after="40" w:line="259" w:lineRule="auto"/>
+        <w:ind w:left="312" w:hanging="198"/>
       </w:pPr>
       <w:r>
         <w:rPr>
@@ -155,8 +201,9 @@
     </w:p>
     <w:p>
       <w:pPr>
-        <w:spacing w:after="30"/>
-        <w:ind w:left="255" w:hanging="198"/>
+        <w:keepLines/>
+        <w:spacing w:after="40" w:line="259" w:lineRule="auto"/>
+        <w:ind w:left="312" w:hanging="198"/>
       </w:pPr>
       <w:r>
         <w:rPr>
@@ -169,8 +216,9 @@
     </w:p>
     <w:p>
       <w:pPr>
-        <w:spacing w:after="30"/>
-        <w:ind w:left="255" w:hanging="198"/>
+        <w:keepLines/>
+        <w:spacing w:after="40" w:line="259" w:lineRule="auto"/>
+        <w:ind w:left="312" w:hanging="198"/>
       </w:pPr>
       <w:r>
         <w:rPr>
@@ -183,8 +231,9 @@
     </w:p>
     <w:p>
       <w:pPr>
-        <w:spacing w:after="30"/>
-        <w:ind w:left="255" w:hanging="198"/>
+        <w:keepLines/>
+        <w:spacing w:after="40" w:line="259" w:lineRule="auto"/>
+        <w:ind w:left="312" w:hanging="198"/>
       </w:pPr>
       <w:r>
         <w:rPr>
@@ -197,8 +246,9 @@
     </w:p>
     <w:p>
       <w:pPr>
-        <w:spacing w:after="30"/>
-        <w:ind w:left="255" w:hanging="198"/>
+        <w:keepLines/>
+        <w:spacing w:after="40" w:line="259" w:lineRule="auto"/>
+        <w:ind w:left="312" w:hanging="198"/>
       </w:pPr>
       <w:r>
         <w:rPr>
@@ -211,8 +261,9 @@
     </w:p>
     <w:p>
       <w:pPr>
-        <w:spacing w:after="30"/>
-        <w:ind w:left="255" w:hanging="198"/>
+        <w:keepLines/>
+        <w:spacing w:after="40" w:line="259" w:lineRule="auto"/>
+        <w:ind w:left="312" w:hanging="198"/>
       </w:pPr>
       <w:r>
         <w:rPr>
@@ -226,6 +277,7 @@
     <w:p>
       <w:pPr>
         <w:keepLines/>
+        <w:spacing w:line="259" w:lineRule="auto" w:after="86"/>
       </w:pPr>
       <w:r>
         <w:rPr>
@@ -239,6 +291,7 @@
     <w:p>
       <w:pPr>
         <w:keepLines/>
+        <w:spacing w:line="259" w:lineRule="auto" w:after="86"/>
       </w:pPr>
       <w:r>
         <w:rPr>
@@ -251,8 +304,9 @@
     </w:p>
     <w:p>
       <w:pPr>
-        <w:spacing w:after="30"/>
-        <w:ind w:left="255" w:hanging="198"/>
+        <w:keepLines/>
+        <w:spacing w:after="40" w:line="259" w:lineRule="auto"/>
+        <w:ind w:left="312" w:hanging="198"/>
       </w:pPr>
       <w:r>
         <w:rPr>
@@ -265,8 +319,9 @@
     </w:p>
     <w:p>
       <w:pPr>
-        <w:spacing w:after="30"/>
-        <w:ind w:left="255" w:hanging="198"/>
+        <w:keepLines/>
+        <w:spacing w:after="40" w:line="259" w:lineRule="auto"/>
+        <w:ind w:left="312" w:hanging="198"/>
       </w:pPr>
       <w:r>
         <w:rPr>
@@ -280,22 +335,44 @@
     <w:p>
       <w:pPr>
         <w:pStyle w:val="Heading1"/>
+        <w:keepNext/>
+        <w:keepLines/>
+        <w:spacing w:before="180" w:after="60"/>
+        <w:pBdr>
+          <w:bottom w:val="single" w:sz="5" w:space="3" w:color="000000"/>
+        </w:pBdr>
       </w:pPr>
       <w:r>
+        <w:rPr>
+          <w:rFonts w:ascii="Arial" w:hAnsi="Arial"/>
+          <w:b/>
+          <w:color w:val="000000"/>
+          <w:sz w:val="26"/>
+        </w:rPr>
         <w:t>3. Installation automatique recommandée</w:t>
       </w:r>
     </w:p>
     <w:p>
       <w:pPr>
         <w:pStyle w:val="Heading2"/>
+        <w:keepNext/>
+        <w:keepLines/>
+        <w:spacing w:before="110" w:after="40"/>
       </w:pPr>
       <w:r>
+        <w:rPr>
+          <w:rFonts w:ascii="Arial" w:hAnsi="Arial"/>
+          <w:b/>
+          <w:color w:val="000000"/>
+          <w:sz w:val="21"/>
+        </w:rPr>
         <w:t>3.1 Récupérer le projet</w:t>
       </w:r>
     </w:p>
     <w:p>
       <w:pPr>
         <w:keepLines/>
+        <w:spacing w:line="259" w:lineRule="auto" w:after="86"/>
       </w:pPr>
       <w:r>
         <w:rPr>
@@ -309,6 +386,7 @@
     <w:p>
       <w:pPr>
         <w:keepLines/>
+        <w:spacing w:line="259" w:lineRule="auto" w:after="86"/>
       </w:pPr>
       <w:r>
         <w:rPr>
@@ -322,14 +400,24 @@
     <w:p>
       <w:pPr>
         <w:pStyle w:val="Heading2"/>
+        <w:keepNext/>
+        <w:keepLines/>
+        <w:spacing w:before="110" w:after="40"/>
       </w:pPr>
       <w:r>
+        <w:rPr>
+          <w:rFonts w:ascii="Arial" w:hAnsi="Arial"/>
+          <w:b/>
+          <w:color w:val="000000"/>
+          <w:sz w:val="21"/>
+        </w:rPr>
         <w:t>3.2 Lancer le setup</w:t>
       </w:r>
     </w:p>
     <w:p>
       <w:pPr>
         <w:keepLines/>
+        <w:spacing w:line="259" w:lineRule="auto" w:after="86"/>
       </w:pPr>
       <w:r>
         <w:rPr>
@@ -343,6 +431,7 @@
     <w:p>
       <w:pPr>
         <w:keepLines/>
+        <w:spacing w:line="259" w:lineRule="auto" w:after="86"/>
       </w:pPr>
       <w:r>
         <w:rPr>
@@ -356,7 +445,7 @@
     <w:p>
       <w:pPr>
         <w:keepLines/>
-        <w:spacing w:after="40"/>
+        <w:spacing w:after="50" w:line="259" w:lineRule="auto"/>
         <w:ind w:left="312" w:hanging="255"/>
       </w:pPr>
       <w:r>
@@ -371,7 +460,7 @@
     <w:p>
       <w:pPr>
         <w:keepLines/>
-        <w:spacing w:after="40"/>
+        <w:spacing w:after="50" w:line="259" w:lineRule="auto"/>
         <w:ind w:left="312" w:hanging="255"/>
       </w:pPr>
       <w:r>
@@ -386,7 +475,7 @@
     <w:p>
       <w:pPr>
         <w:keepLines/>
-        <w:spacing w:after="40"/>
+        <w:spacing w:after="50" w:line="259" w:lineRule="auto"/>
         <w:ind w:left="312" w:hanging="255"/>
       </w:pPr>
       <w:r>
@@ -401,7 +490,7 @@
     <w:p>
       <w:pPr>
         <w:keepLines/>
-        <w:spacing w:after="40"/>
+        <w:spacing w:after="50" w:line="259" w:lineRule="auto"/>
         <w:ind w:left="312" w:hanging="255"/>
       </w:pPr>
       <w:r>
@@ -416,7 +505,7 @@
     <w:p>
       <w:pPr>
         <w:keepLines/>
-        <w:spacing w:after="40"/>
+        <w:spacing w:after="50" w:line="259" w:lineRule="auto"/>
         <w:ind w:left="312" w:hanging="255"/>
       </w:pPr>
       <w:r>
@@ -431,7 +520,7 @@
     <w:p>
       <w:pPr>
         <w:keepLines/>
-        <w:spacing w:after="40"/>
+        <w:spacing w:after="50" w:line="259" w:lineRule="auto"/>
         <w:ind w:left="312" w:hanging="255"/>
       </w:pPr>
       <w:r>
@@ -446,7 +535,7 @@
     <w:p>
       <w:pPr>
         <w:keepLines/>
-        <w:spacing w:after="40"/>
+        <w:spacing w:after="50" w:line="259" w:lineRule="auto"/>
         <w:ind w:left="312" w:hanging="255"/>
       </w:pPr>
       <w:r>
@@ -461,7 +550,7 @@
     <w:p>
       <w:pPr>
         <w:keepLines/>
-        <w:spacing w:after="40"/>
+        <w:spacing w:after="50" w:line="259" w:lineRule="auto"/>
         <w:ind w:left="312" w:hanging="255"/>
       </w:pPr>
       <w:r>
@@ -476,7 +565,7 @@
     <w:p>
       <w:pPr>
         <w:keepLines/>
-        <w:spacing w:after="40"/>
+        <w:spacing w:after="50" w:line="259" w:lineRule="auto"/>
         <w:ind w:left="312" w:hanging="255"/>
       </w:pPr>
       <w:r>
@@ -491,7 +580,7 @@
     <w:p>
       <w:pPr>
         <w:keepLines/>
-        <w:spacing w:after="40"/>
+        <w:spacing w:after="50" w:line="259" w:lineRule="auto"/>
         <w:ind w:left="312" w:hanging="255"/>
       </w:pPr>
       <w:r>
@@ -506,7 +595,7 @@
     <w:p>
       <w:pPr>
         <w:keepLines/>
-        <w:spacing w:after="40"/>
+        <w:spacing w:after="50" w:line="259" w:lineRule="auto"/>
         <w:ind w:left="312" w:hanging="255"/>
       </w:pPr>
       <w:r>
@@ -521,7 +610,7 @@
     <w:p>
       <w:pPr>
         <w:keepLines/>
-        <w:spacing w:after="40"/>
+        <w:spacing w:after="50" w:line="259" w:lineRule="auto"/>
         <w:ind w:left="312" w:hanging="255"/>
       </w:pPr>
       <w:r>
@@ -536,7 +625,7 @@
     <w:p>
       <w:pPr>
         <w:keepLines/>
-        <w:spacing w:after="40"/>
+        <w:spacing w:after="50" w:line="259" w:lineRule="auto"/>
         <w:ind w:left="312" w:hanging="255"/>
       </w:pPr>
       <w:r>
@@ -551,7 +640,7 @@
     <w:p>
       <w:pPr>
         <w:keepLines/>
-        <w:spacing w:after="40"/>
+        <w:spacing w:after="50" w:line="259" w:lineRule="auto"/>
         <w:ind w:left="312" w:hanging="255"/>
       </w:pPr>
       <w:r>
@@ -566,6 +655,7 @@
     <w:p>
       <w:pPr>
         <w:keepLines/>
+        <w:spacing w:line="259" w:lineRule="auto" w:after="86"/>
       </w:pPr>
       <w:r>
         <w:rPr>
@@ -579,14 +669,24 @@
     <w:p>
       <w:pPr>
         <w:pStyle w:val="Heading2"/>
+        <w:keepNext/>
+        <w:keepLines/>
+        <w:spacing w:before="110" w:after="40"/>
       </w:pPr>
       <w:r>
+        <w:rPr>
+          <w:rFonts w:ascii="Arial" w:hAnsi="Arial"/>
+          <w:b/>
+          <w:color w:val="000000"/>
+          <w:sz w:val="21"/>
+        </w:rPr>
         <w:t>3.3 Paramètres facultatifs</w:t>
       </w:r>
     </w:p>
     <w:p>
       <w:pPr>
         <w:keepLines/>
+        <w:spacing w:line="259" w:lineRule="auto" w:after="86"/>
       </w:pPr>
       <w:r>
         <w:rPr>
@@ -600,6 +700,7 @@
     <w:p>
       <w:pPr>
         <w:keepLines/>
+        <w:spacing w:line="259" w:lineRule="auto" w:after="86"/>
       </w:pPr>
       <w:r>
         <w:rPr>
@@ -613,8 +714,12 @@
     <w:p>
       <w:pPr>
         <w:keepLines/>
-        <w:spacing w:before="20" w:after="80"/>
-        <w:ind w:left="312" w:right="142"/>
+        <w:spacing w:before="60" w:after="120" w:line="240" w:lineRule="auto"/>
+        <w:ind w:left="198" w:right="85"/>
+        <w:shd w:val="clear" w:fill="F4F4F4"/>
+        <w:pBdr>
+          <w:left w:val="single" w:sz="10" w:space="5" w:color="000000"/>
+        </w:pBdr>
       </w:pPr>
       <w:r>
         <w:rPr>
@@ -628,6 +733,7 @@
     <w:p>
       <w:pPr>
         <w:keepLines/>
+        <w:spacing w:line="259" w:lineRule="auto" w:after="86"/>
       </w:pPr>
       <w:r>
         <w:rPr>
@@ -641,14 +747,24 @@
     <w:p>
       <w:pPr>
         <w:pStyle w:val="Heading2"/>
+        <w:keepNext/>
+        <w:keepLines/>
+        <w:spacing w:before="110" w:after="40"/>
       </w:pPr>
       <w:r>
+        <w:rPr>
+          <w:rFonts w:ascii="Arial" w:hAnsi="Arial"/>
+          <w:b/>
+          <w:color w:val="000000"/>
+          <w:sz w:val="21"/>
+        </w:rPr>
         <w:t>3.4 Fin du setup et arrêt de l'application</w:t>
       </w:r>
     </w:p>
     <w:p>
       <w:pPr>
         <w:keepLines/>
+        <w:spacing w:line="259" w:lineRule="auto" w:after="86"/>
       </w:pPr>
       <w:r>
         <w:rPr>
@@ -662,6 +778,7 @@
     <w:p>
       <w:pPr>
         <w:keepLines/>
+        <w:spacing w:line="259" w:lineRule="auto" w:after="86"/>
       </w:pPr>
       <w:r>
         <w:rPr>
@@ -675,8 +792,12 @@
     <w:p>
       <w:pPr>
         <w:keepLines/>
-        <w:spacing w:before="20" w:after="80"/>
-        <w:ind w:left="312" w:right="142"/>
+        <w:spacing w:before="60" w:after="120" w:line="240" w:lineRule="auto"/>
+        <w:ind w:left="198" w:right="85"/>
+        <w:shd w:val="clear" w:fill="F4F4F4"/>
+        <w:pBdr>
+          <w:left w:val="single" w:sz="10" w:space="5" w:color="000000"/>
+        </w:pBdr>
       </w:pPr>
       <w:r>
         <w:rPr>
@@ -690,6 +811,7 @@
     <w:p>
       <w:pPr>
         <w:keepLines/>
+        <w:spacing w:line="259" w:lineRule="auto" w:after="86"/>
       </w:pPr>
       <w:r>
         <w:rPr>
@@ -703,6 +825,7 @@
     <w:p>
       <w:pPr>
         <w:keepLines/>
+        <w:spacing w:line="259" w:lineRule="auto" w:after="86"/>
       </w:pPr>
       <w:r>
         <w:rPr>
@@ -716,6 +839,7 @@
     <w:p>
       <w:pPr>
         <w:keepLines/>
+        <w:spacing w:line="259" w:lineRule="auto" w:after="86"/>
       </w:pPr>
       <w:r>
         <w:rPr>
@@ -729,14 +853,27 @@
     <w:p>
       <w:pPr>
         <w:pStyle w:val="Heading1"/>
+        <w:keepNext/>
+        <w:keepLines/>
+        <w:spacing w:before="180" w:after="60"/>
+        <w:pBdr>
+          <w:bottom w:val="single" w:sz="5" w:space="3" w:color="000000"/>
+        </w:pBdr>
       </w:pPr>
       <w:r>
+        <w:rPr>
+          <w:rFonts w:ascii="Arial" w:hAnsi="Arial"/>
+          <w:b/>
+          <w:color w:val="000000"/>
+          <w:sz w:val="26"/>
+        </w:rPr>
         <w:t>4. Droits SQL Server</w:t>
       </w:r>
     </w:p>
     <w:p>
       <w:pPr>
         <w:keepLines/>
+        <w:spacing w:line="259" w:lineRule="auto" w:after="86"/>
       </w:pPr>
       <w:r>
         <w:rPr>
@@ -750,6 +887,7 @@
     <w:p>
       <w:pPr>
         <w:keepLines/>
+        <w:spacing w:line="259" w:lineRule="auto" w:after="86"/>
       </w:pPr>
       <w:r>
         <w:rPr>
@@ -763,7 +901,7 @@
     <w:p>
       <w:pPr>
         <w:keepLines/>
-        <w:spacing w:after="40"/>
+        <w:spacing w:after="50" w:line="259" w:lineRule="auto"/>
         <w:ind w:left="312" w:hanging="255"/>
       </w:pPr>
       <w:r>
@@ -778,7 +916,7 @@
     <w:p>
       <w:pPr>
         <w:keepLines/>
-        <w:spacing w:after="40"/>
+        <w:spacing w:after="50" w:line="259" w:lineRule="auto"/>
         <w:ind w:left="312" w:hanging="255"/>
       </w:pPr>
       <w:r>
@@ -793,7 +931,7 @@
     <w:p>
       <w:pPr>
         <w:keepLines/>
-        <w:spacing w:after="40"/>
+        <w:spacing w:after="50" w:line="259" w:lineRule="auto"/>
         <w:ind w:left="312" w:hanging="255"/>
       </w:pPr>
       <w:r>
@@ -808,7 +946,7 @@
     <w:p>
       <w:pPr>
         <w:keepLines/>
-        <w:spacing w:after="40"/>
+        <w:spacing w:after="50" w:line="259" w:lineRule="auto"/>
         <w:ind w:left="312" w:hanging="255"/>
       </w:pPr>
       <w:r>
@@ -823,6 +961,7 @@
     <w:p>
       <w:pPr>
         <w:keepLines/>
+        <w:spacing w:line="259" w:lineRule="auto" w:after="86"/>
       </w:pPr>
       <w:r>
         <w:rPr>
@@ -836,8 +975,12 @@
     <w:p>
       <w:pPr>
         <w:keepLines/>
-        <w:spacing w:before="20" w:after="80"/>
-        <w:ind w:left="312" w:right="142"/>
+        <w:spacing w:before="60" w:after="120" w:line="240" w:lineRule="auto"/>
+        <w:ind w:left="198" w:right="85"/>
+        <w:shd w:val="clear" w:fill="F4F4F4"/>
+        <w:pBdr>
+          <w:left w:val="single" w:sz="10" w:space="5" w:color="000000"/>
+        </w:pBdr>
       </w:pPr>
       <w:r>
         <w:rPr>
@@ -867,6 +1010,7 @@
     <w:p>
       <w:pPr>
         <w:keepLines/>
+        <w:spacing w:line="259" w:lineRule="auto" w:after="86"/>
       </w:pPr>
       <w:r>
         <w:rPr>
@@ -880,14 +1024,27 @@
     <w:p>
       <w:pPr>
         <w:pStyle w:val="Heading1"/>
+        <w:keepNext/>
+        <w:keepLines/>
+        <w:spacing w:before="180" w:after="60"/>
+        <w:pBdr>
+          <w:bottom w:val="single" w:sz="5" w:space="3" w:color="000000"/>
+        </w:pBdr>
       </w:pPr>
       <w:r>
+        <w:rPr>
+          <w:rFonts w:ascii="Arial" w:hAnsi="Arial"/>
+          <w:b/>
+          <w:color w:val="000000"/>
+          <w:sz w:val="26"/>
+        </w:rPr>
         <w:t>5. Ce que le setup ne fait pas</w:t>
       </w:r>
     </w:p>
     <w:p>
       <w:pPr>
         <w:keepLines/>
+        <w:spacing w:line="259" w:lineRule="auto" w:after="86"/>
       </w:pPr>
       <w:r>
         <w:rPr>
@@ -901,6 +1058,7 @@
     <w:p>
       <w:pPr>
         <w:keepLines/>
+        <w:spacing w:line="259" w:lineRule="auto" w:after="86"/>
       </w:pPr>
       <w:r>
         <w:rPr>
@@ -914,6 +1072,7 @@
     <w:p>
       <w:pPr>
         <w:keepLines/>
+        <w:spacing w:line="259" w:lineRule="auto" w:after="86"/>
       </w:pPr>
       <w:r>
         <w:rPr>
@@ -927,14 +1086,27 @@
     <w:p>
       <w:pPr>
         <w:pStyle w:val="Heading1"/>
+        <w:keepNext/>
+        <w:keepLines/>
+        <w:spacing w:before="180" w:after="60"/>
+        <w:pBdr>
+          <w:bottom w:val="single" w:sz="5" w:space="3" w:color="000000"/>
+        </w:pBdr>
       </w:pPr>
       <w:r>
+        <w:rPr>
+          <w:rFonts w:ascii="Arial" w:hAnsi="Arial"/>
+          <w:b/>
+          <w:color w:val="000000"/>
+          <w:sz w:val="26"/>
+        </w:rPr>
         <w:t>6. Installation manuelle</w:t>
       </w:r>
     </w:p>
     <w:p>
       <w:pPr>
         <w:keepLines/>
+        <w:spacing w:line="259" w:lineRule="auto" w:after="86"/>
       </w:pPr>
       <w:r>
         <w:rPr>
@@ -948,14 +1120,24 @@
     <w:p>
       <w:pPr>
         <w:pStyle w:val="Heading2"/>
+        <w:keepNext/>
+        <w:keepLines/>
+        <w:spacing w:before="110" w:after="40"/>
       </w:pPr>
       <w:r>
+        <w:rPr>
+          <w:rFonts w:ascii="Arial" w:hAnsi="Arial"/>
+          <w:b/>
+          <w:color w:val="000000"/>
+          <w:sz w:val="21"/>
+        </w:rPr>
         <w:t>6.1 Créer la base</w:t>
       </w:r>
     </w:p>
     <w:p>
       <w:pPr>
         <w:keepLines/>
+        <w:spacing w:line="259" w:lineRule="auto" w:after="86"/>
       </w:pPr>
       <w:r>
         <w:rPr>
@@ -969,6 +1151,7 @@
     <w:p>
       <w:pPr>
         <w:keepLines/>
+        <w:spacing w:line="259" w:lineRule="auto" w:after="86"/>
       </w:pPr>
       <w:r>
         <w:rPr>
@@ -982,14 +1165,24 @@
     <w:p>
       <w:pPr>
         <w:pStyle w:val="Heading2"/>
+        <w:keepNext/>
+        <w:keepLines/>
+        <w:spacing w:before="110" w:after="40"/>
       </w:pPr>
       <w:r>
+        <w:rPr>
+          <w:rFonts w:ascii="Arial" w:hAnsi="Arial"/>
+          <w:b/>
+          <w:color w:val="000000"/>
+          <w:sz w:val="21"/>
+        </w:rPr>
         <w:t>6.2 Créer les tables et les données de référence</w:t>
       </w:r>
     </w:p>
     <w:p>
       <w:pPr>
         <w:keepLines/>
+        <w:spacing w:line="259" w:lineRule="auto" w:after="86"/>
       </w:pPr>
       <w:r>
         <w:rPr>
@@ -1003,6 +1196,7 @@
     <w:p>
       <w:pPr>
         <w:keepLines/>
+        <w:spacing w:line="259" w:lineRule="auto" w:after="86"/>
       </w:pPr>
       <w:r>
         <w:rPr>
@@ -1016,14 +1210,24 @@
     <w:p>
       <w:pPr>
         <w:pStyle w:val="Heading2"/>
+        <w:keepNext/>
+        <w:keepLines/>
+        <w:spacing w:before="110" w:after="40"/>
       </w:pPr>
       <w:r>
+        <w:rPr>
+          <w:rFonts w:ascii="Arial" w:hAnsi="Arial"/>
+          <w:b/>
+          <w:color w:val="000000"/>
+          <w:sz w:val="21"/>
+        </w:rPr>
         <w:t>6.3 Générer les réservations</w:t>
       </w:r>
     </w:p>
     <w:p>
       <w:pPr>
         <w:keepLines/>
+        <w:spacing w:line="259" w:lineRule="auto" w:after="86"/>
       </w:pPr>
       <w:r>
         <w:rPr>
@@ -1037,6 +1241,7 @@
     <w:p>
       <w:pPr>
         <w:keepLines/>
+        <w:spacing w:line="259" w:lineRule="auto" w:after="86"/>
       </w:pPr>
       <w:r>
         <w:rPr>
@@ -1050,6 +1255,7 @@
     <w:p>
       <w:pPr>
         <w:keepLines/>
+        <w:spacing w:line="259" w:lineRule="auto" w:after="86"/>
       </w:pPr>
       <w:r>
         <w:rPr>
@@ -1063,14 +1269,24 @@
     <w:p>
       <w:pPr>
         <w:pStyle w:val="Heading2"/>
+        <w:keepNext/>
+        <w:keepLines/>
+        <w:spacing w:before="110" w:after="40"/>
       </w:pPr>
       <w:r>
+        <w:rPr>
+          <w:rFonts w:ascii="Arial" w:hAnsi="Arial"/>
+          <w:b/>
+          <w:color w:val="000000"/>
+          <w:sz w:val="21"/>
+        </w:rPr>
         <w:t>6.4 Vérifier les données</w:t>
       </w:r>
     </w:p>
     <w:p>
       <w:pPr>
         <w:keepLines/>
+        <w:spacing w:line="259" w:lineRule="auto" w:after="86"/>
       </w:pPr>
       <w:r>
         <w:rPr>
@@ -1083,8 +1299,9 @@
     </w:p>
     <w:p>
       <w:pPr>
-        <w:spacing w:after="30"/>
-        <w:ind w:left="255" w:hanging="198"/>
+        <w:keepLines/>
+        <w:spacing w:after="40" w:line="259" w:lineRule="auto"/>
+        <w:ind w:left="312" w:hanging="198"/>
       </w:pPr>
       <w:r>
         <w:rPr>
@@ -1097,8 +1314,9 @@
     </w:p>
     <w:p>
       <w:pPr>
-        <w:spacing w:after="30"/>
-        <w:ind w:left="255" w:hanging="198"/>
+        <w:keepLines/>
+        <w:spacing w:after="40" w:line="259" w:lineRule="auto"/>
+        <w:ind w:left="312" w:hanging="198"/>
       </w:pPr>
       <w:r>
         <w:rPr>
@@ -1111,8 +1329,9 @@
     </w:p>
     <w:p>
       <w:pPr>
-        <w:spacing w:after="30"/>
-        <w:ind w:left="255" w:hanging="198"/>
+        <w:keepLines/>
+        <w:spacing w:after="40" w:line="259" w:lineRule="auto"/>
+        <w:ind w:left="312" w:hanging="198"/>
       </w:pPr>
       <w:r>
         <w:rPr>
@@ -1125,8 +1344,9 @@
     </w:p>
     <w:p>
       <w:pPr>
-        <w:spacing w:after="30"/>
-        <w:ind w:left="255" w:hanging="198"/>
+        <w:keepLines/>
+        <w:spacing w:after="40" w:line="259" w:lineRule="auto"/>
+        <w:ind w:left="312" w:hanging="198"/>
       </w:pPr>
       <w:r>
         <w:rPr>
@@ -1139,8 +1359,9 @@
     </w:p>
     <w:p>
       <w:pPr>
-        <w:spacing w:after="30"/>
-        <w:ind w:left="255" w:hanging="198"/>
+        <w:keepLines/>
+        <w:spacing w:after="40" w:line="259" w:lineRule="auto"/>
+        <w:ind w:left="312" w:hanging="198"/>
       </w:pPr>
       <w:r>
         <w:rPr>
@@ -1153,8 +1374,9 @@
     </w:p>
     <w:p>
       <w:pPr>
-        <w:spacing w:after="30"/>
-        <w:ind w:left="255" w:hanging="198"/>
+        <w:keepLines/>
+        <w:spacing w:after="40" w:line="259" w:lineRule="auto"/>
+        <w:ind w:left="312" w:hanging="198"/>
       </w:pPr>
       <w:r>
         <w:rPr>
@@ -1168,6 +1390,7 @@
     <w:p>
       <w:pPr>
         <w:keepLines/>
+        <w:spacing w:line="259" w:lineRule="auto" w:after="86"/>
       </w:pPr>
       <w:r>
         <w:rPr>
@@ -1181,14 +1404,24 @@
     <w:p>
       <w:pPr>
         <w:pStyle w:val="Heading2"/>
+        <w:keepNext/>
+        <w:keepLines/>
+        <w:spacing w:before="110" w:after="40"/>
       </w:pPr>
       <w:r>
+        <w:rPr>
+          <w:rFonts w:ascii="Arial" w:hAnsi="Arial"/>
+          <w:b/>
+          <w:color w:val="000000"/>
+          <w:sz w:val="21"/>
+        </w:rPr>
         <w:t>6.5 Installer Python</w:t>
       </w:r>
     </w:p>
     <w:p>
       <w:pPr>
         <w:keepLines/>
+        <w:spacing w:line="259" w:lineRule="auto" w:after="86"/>
       </w:pPr>
       <w:r>
         <w:rPr>
@@ -1202,8 +1435,12 @@
     <w:p>
       <w:pPr>
         <w:keepLines/>
-        <w:spacing w:before="20" w:after="80"/>
-        <w:ind w:left="312" w:right="142"/>
+        <w:spacing w:before="60" w:after="120" w:line="240" w:lineRule="auto"/>
+        <w:ind w:left="198" w:right="85"/>
+        <w:shd w:val="clear" w:fill="F4F4F4"/>
+        <w:pBdr>
+          <w:left w:val="single" w:sz="10" w:space="5" w:color="000000"/>
+        </w:pBdr>
       </w:pPr>
       <w:r>
         <w:rPr>
@@ -1221,6 +1458,7 @@
     <w:p>
       <w:pPr>
         <w:keepLines/>
+        <w:spacing w:line="259" w:lineRule="auto" w:after="86"/>
       </w:pPr>
       <w:r>
         <w:rPr>
@@ -1234,14 +1472,24 @@
     <w:p>
       <w:pPr>
         <w:pStyle w:val="Heading2"/>
+        <w:keepNext/>
+        <w:keepLines/>
+        <w:spacing w:before="110" w:after="40"/>
       </w:pPr>
       <w:r>
+        <w:rPr>
+          <w:rFonts w:ascii="Arial" w:hAnsi="Arial"/>
+          <w:b/>
+          <w:color w:val="000000"/>
+          <w:sz w:val="21"/>
+        </w:rPr>
         <w:t>6.6 Configurer et démarrer Flask</w:t>
       </w:r>
     </w:p>
     <w:p>
       <w:pPr>
         <w:keepLines/>
+        <w:spacing w:line="259" w:lineRule="auto" w:after="86"/>
       </w:pPr>
       <w:r>
         <w:rPr>
@@ -1255,8 +1503,12 @@
     <w:p>
       <w:pPr>
         <w:keepLines/>
-        <w:spacing w:before="20" w:after="80"/>
-        <w:ind w:left="312" w:right="142"/>
+        <w:spacing w:before="60" w:after="120" w:line="240" w:lineRule="auto"/>
+        <w:ind w:left="198" w:right="85"/>
+        <w:shd w:val="clear" w:fill="F4F4F4"/>
+        <w:pBdr>
+          <w:left w:val="single" w:sz="10" w:space="5" w:color="000000"/>
+        </w:pBdr>
       </w:pPr>
       <w:r>
         <w:rPr>
@@ -1276,6 +1528,7 @@
     <w:p>
       <w:pPr>
         <w:keepLines/>
+        <w:spacing w:line="259" w:lineRule="auto" w:after="86"/>
       </w:pPr>
       <w:r>
         <w:rPr>
@@ -1289,14 +1542,27 @@
     <w:p>
       <w:pPr>
         <w:pStyle w:val="Heading1"/>
+        <w:keepNext/>
+        <w:keepLines/>
+        <w:spacing w:before="180" w:after="60"/>
+        <w:pBdr>
+          <w:bottom w:val="single" w:sz="5" w:space="3" w:color="000000"/>
+        </w:pBdr>
       </w:pPr>
       <w:r>
+        <w:rPr>
+          <w:rFonts w:ascii="Arial" w:hAnsi="Arial"/>
+          <w:b/>
+          <w:color w:val="000000"/>
+          <w:sz w:val="26"/>
+        </w:rPr>
         <w:t>7. Mode simulation</w:t>
       </w:r>
     </w:p>
     <w:p>
       <w:pPr>
         <w:keepLines/>
+        <w:spacing w:line="259" w:lineRule="auto" w:after="86"/>
       </w:pPr>
       <w:r>
         <w:rPr>
@@ -1310,6 +1576,7 @@
     <w:p>
       <w:pPr>
         <w:keepLines/>
+        <w:spacing w:line="259" w:lineRule="auto" w:after="86"/>
       </w:pPr>
       <w:r>
         <w:rPr>
@@ -1323,8 +1590,12 @@
     <w:p>
       <w:pPr>
         <w:keepLines/>
-        <w:spacing w:before="20" w:after="80"/>
-        <w:ind w:left="312" w:right="142"/>
+        <w:spacing w:before="60" w:after="120" w:line="240" w:lineRule="auto"/>
+        <w:ind w:left="198" w:right="85"/>
+        <w:shd w:val="clear" w:fill="F4F4F4"/>
+        <w:pBdr>
+          <w:left w:val="single" w:sz="10" w:space="5" w:color="000000"/>
+        </w:pBdr>
       </w:pPr>
       <w:r>
         <w:rPr>
@@ -1340,6 +1611,7 @@
     <w:p>
       <w:pPr>
         <w:keepLines/>
+        <w:spacing w:line="259" w:lineRule="auto" w:after="86"/>
       </w:pPr>
       <w:r>
         <w:rPr>
@@ -1353,8 +1625,12 @@
     <w:p>
       <w:pPr>
         <w:keepLines/>
-        <w:spacing w:before="20" w:after="80"/>
-        <w:ind w:left="312" w:right="142"/>
+        <w:spacing w:before="60" w:after="120" w:line="240" w:lineRule="auto"/>
+        <w:ind w:left="198" w:right="85"/>
+        <w:shd w:val="clear" w:fill="F4F4F4"/>
+        <w:pBdr>
+          <w:left w:val="single" w:sz="10" w:space="5" w:color="000000"/>
+        </w:pBdr>
       </w:pPr>
       <w:r>
         <w:rPr>
@@ -1370,6 +1646,7 @@
     <w:p>
       <w:pPr>
         <w:keepLines/>
+        <w:spacing w:line="259" w:lineRule="auto" w:after="86"/>
       </w:pPr>
       <w:r>
         <w:rPr>
@@ -1383,14 +1660,27 @@
     <w:p>
       <w:pPr>
         <w:pStyle w:val="Heading1"/>
+        <w:keepNext/>
+        <w:keepLines/>
+        <w:spacing w:before="180" w:after="60"/>
+        <w:pBdr>
+          <w:bottom w:val="single" w:sz="5" w:space="3" w:color="000000"/>
+        </w:pBdr>
       </w:pPr>
       <w:r>
+        <w:rPr>
+          <w:rFonts w:ascii="Arial" w:hAnsi="Arial"/>
+          <w:b/>
+          <w:color w:val="000000"/>
+          <w:sz w:val="26"/>
+        </w:rPr>
         <w:t>8. Tests</w:t>
       </w:r>
     </w:p>
     <w:p>
       <w:pPr>
         <w:keepLines/>
+        <w:spacing w:line="259" w:lineRule="auto" w:after="86"/>
       </w:pPr>
       <w:r>
         <w:rPr>
@@ -1404,8 +1694,12 @@
     <w:p>
       <w:pPr>
         <w:keepLines/>
-        <w:spacing w:before="20" w:after="80"/>
-        <w:ind w:left="312" w:right="142"/>
+        <w:spacing w:before="60" w:after="120" w:line="240" w:lineRule="auto"/>
+        <w:ind w:left="198" w:right="85"/>
+        <w:shd w:val="clear" w:fill="F4F4F4"/>
+        <w:pBdr>
+          <w:left w:val="single" w:sz="10" w:space="5" w:color="000000"/>
+        </w:pBdr>
       </w:pPr>
       <w:r>
         <w:rPr>
@@ -1419,6 +1713,7 @@
     <w:p>
       <w:pPr>
         <w:keepLines/>
+        <w:spacing w:line="259" w:lineRule="auto" w:after="86"/>
       </w:pPr>
       <w:r>
         <w:rPr>
@@ -1432,8 +1727,12 @@
     <w:p>
       <w:pPr>
         <w:keepLines/>
-        <w:spacing w:before="20" w:after="80"/>
-        <w:ind w:left="312" w:right="142"/>
+        <w:spacing w:before="60" w:after="120" w:line="240" w:lineRule="auto"/>
+        <w:ind w:left="198" w:right="85"/>
+        <w:shd w:val="clear" w:fill="F4F4F4"/>
+        <w:pBdr>
+          <w:left w:val="single" w:sz="10" w:space="5" w:color="000000"/>
+        </w:pBdr>
       </w:pPr>
       <w:r>
         <w:rPr>
@@ -1451,6 +1750,7 @@
     <w:p>
       <w:pPr>
         <w:keepLines/>
+        <w:spacing w:line="259" w:lineRule="auto" w:after="86"/>
       </w:pPr>
       <w:r>
         <w:rPr>
@@ -1464,22 +1764,44 @@
     <w:p>
       <w:pPr>
         <w:pStyle w:val="Heading1"/>
+        <w:keepNext/>
+        <w:keepLines/>
+        <w:spacing w:before="180" w:after="60"/>
+        <w:pBdr>
+          <w:bottom w:val="single" w:sz="5" w:space="3" w:color="000000"/>
+        </w:pBdr>
       </w:pPr>
       <w:r>
+        <w:rPr>
+          <w:rFonts w:ascii="Arial" w:hAnsi="Arial"/>
+          <w:b/>
+          <w:color w:val="000000"/>
+          <w:sz w:val="26"/>
+        </w:rPr>
         <w:t>9. Dépannage</w:t>
       </w:r>
     </w:p>
     <w:p>
       <w:pPr>
         <w:pStyle w:val="Heading2"/>
+        <w:keepNext/>
+        <w:keepLines/>
+        <w:spacing w:before="110" w:after="40"/>
       </w:pPr>
       <w:r>
+        <w:rPr>
+          <w:rFonts w:ascii="Arial" w:hAnsi="Arial"/>
+          <w:b/>
+          <w:color w:val="000000"/>
+          <w:sz w:val="21"/>
+        </w:rPr>
         <w:t>sqlcmd est introuvable</w:t>
       </w:r>
     </w:p>
     <w:p>
       <w:pPr>
         <w:keepLines/>
+        <w:spacing w:line="259" w:lineRule="auto" w:after="86"/>
       </w:pPr>
       <w:r>
         <w:rPr>
@@ -1493,14 +1815,24 @@
     <w:p>
       <w:pPr>
         <w:pStyle w:val="Heading2"/>
+        <w:keepNext/>
+        <w:keepLines/>
+        <w:spacing w:before="110" w:after="40"/>
       </w:pPr>
       <w:r>
+        <w:rPr>
+          <w:rFonts w:ascii="Arial" w:hAnsi="Arial"/>
+          <w:b/>
+          <w:color w:val="000000"/>
+          <w:sz w:val="21"/>
+        </w:rPr>
         <w:t>SQL Server ne répond pas</w:t>
       </w:r>
     </w:p>
     <w:p>
       <w:pPr>
         <w:keepLines/>
+        <w:spacing w:line="259" w:lineRule="auto" w:after="86"/>
       </w:pPr>
       <w:r>
         <w:rPr>
@@ -1514,14 +1846,24 @@
     <w:p>
       <w:pPr>
         <w:pStyle w:val="Heading2"/>
+        <w:keepNext/>
+        <w:keepLines/>
+        <w:spacing w:before="110" w:after="40"/>
       </w:pPr>
       <w:r>
+        <w:rPr>
+          <w:rFonts w:ascii="Arial" w:hAnsi="Arial"/>
+          <w:b/>
+          <w:color w:val="000000"/>
+          <w:sz w:val="21"/>
+        </w:rPr>
         <w:t>Le pilote ODBC est introuvable</w:t>
       </w:r>
     </w:p>
     <w:p>
       <w:pPr>
         <w:keepLines/>
+        <w:spacing w:line="259" w:lineRule="auto" w:after="86"/>
       </w:pPr>
       <w:r>
         <w:rPr>
@@ -1535,14 +1877,24 @@
     <w:p>
       <w:pPr>
         <w:pStyle w:val="Heading2"/>
+        <w:keepNext/>
+        <w:keepLines/>
+        <w:spacing w:before="110" w:after="40"/>
       </w:pPr>
       <w:r>
+        <w:rPr>
+          <w:rFonts w:ascii="Arial" w:hAnsi="Arial"/>
+          <w:b/>
+          <w:color w:val="000000"/>
+          <w:sz w:val="21"/>
+        </w:rPr>
         <w:t>Le droit SELECT est absent</w:t>
       </w:r>
     </w:p>
     <w:p>
       <w:pPr>
         <w:keepLines/>
+        <w:spacing w:line="259" w:lineRule="auto" w:after="86"/>
       </w:pPr>
       <w:r>
         <w:rPr>
@@ -1556,14 +1908,24 @@
     <w:p>
       <w:pPr>
         <w:pStyle w:val="Heading2"/>
+        <w:keepNext/>
+        <w:keepLines/>
+        <w:spacing w:before="110" w:after="40"/>
       </w:pPr>
       <w:r>
+        <w:rPr>
+          <w:rFonts w:ascii="Arial" w:hAnsi="Arial"/>
+          <w:b/>
+          <w:color w:val="000000"/>
+          <w:sz w:val="21"/>
+        </w:rPr>
         <w:t>Le schéma est partiel</w:t>
       </w:r>
     </w:p>
     <w:p>
       <w:pPr>
         <w:keepLines/>
+        <w:spacing w:line="259" w:lineRule="auto" w:after="86"/>
       </w:pPr>
       <w:r>
         <w:rPr>
@@ -1577,14 +1939,24 @@
     <w:p>
       <w:pPr>
         <w:pStyle w:val="Heading2"/>
+        <w:keepNext/>
+        <w:keepLines/>
+        <w:spacing w:before="110" w:after="40"/>
       </w:pPr>
       <w:r>
+        <w:rPr>
+          <w:rFonts w:ascii="Arial" w:hAnsi="Arial"/>
+          <w:b/>
+          <w:color w:val="000000"/>
+          <w:sz w:val="21"/>
+        </w:rPr>
         <w:t>Le port 5000 est déjà utilisé</w:t>
       </w:r>
     </w:p>
     <w:p>
       <w:pPr>
         <w:keepLines/>
+        <w:spacing w:line="259" w:lineRule="auto" w:after="86"/>
       </w:pPr>
       <w:r>
         <w:rPr>
@@ -1598,14 +1970,24 @@
     <w:p>
       <w:pPr>
         <w:pStyle w:val="Heading2"/>
+        <w:keepNext/>
+        <w:keepLines/>
+        <w:spacing w:before="110" w:after="40"/>
       </w:pPr>
       <w:r>
+        <w:rPr>
+          <w:rFonts w:ascii="Arial" w:hAnsi="Arial"/>
+          <w:b/>
+          <w:color w:val="000000"/>
+          <w:sz w:val="21"/>
+        </w:rPr>
         <w:t>L'application ne démarre pas</w:t>
       </w:r>
     </w:p>
     <w:p>
       <w:pPr>
         <w:keepLines/>
+        <w:spacing w:line="259" w:lineRule="auto" w:after="86"/>
       </w:pPr>
       <w:r>
         <w:rPr>
@@ -1619,15 +2001,28 @@
     <w:p>
       <w:pPr>
         <w:pStyle w:val="Heading1"/>
+        <w:keepNext/>
+        <w:keepLines/>
+        <w:spacing w:before="180" w:after="60"/>
+        <w:pBdr>
+          <w:bottom w:val="single" w:sz="5" w:space="3" w:color="000000"/>
+        </w:pBdr>
       </w:pPr>
       <w:r>
+        <w:rPr>
+          <w:rFonts w:ascii="Arial" w:hAnsi="Arial"/>
+          <w:b/>
+          <w:color w:val="000000"/>
+          <w:sz w:val="26"/>
+        </w:rPr>
         <w:t>10. Contrôle avant ouverture au public</w:t>
       </w:r>
     </w:p>
     <w:p>
       <w:pPr>
-        <w:spacing w:after="30"/>
-        <w:ind w:left="255" w:hanging="198"/>
+        <w:keepLines/>
+        <w:spacing w:after="40" w:line="259" w:lineRule="auto"/>
+        <w:ind w:left="312" w:hanging="198"/>
       </w:pPr>
       <w:r>
         <w:rPr>
@@ -1640,8 +2035,9 @@
     </w:p>
     <w:p>
       <w:pPr>
-        <w:spacing w:after="30"/>
-        <w:ind w:left="255" w:hanging="198"/>
+        <w:keepLines/>
+        <w:spacing w:after="40" w:line="259" w:lineRule="auto"/>
+        <w:ind w:left="312" w:hanging="198"/>
       </w:pPr>
       <w:r>
         <w:rPr>
@@ -1654,8 +2050,9 @@
     </w:p>
     <w:p>
       <w:pPr>
-        <w:spacing w:after="30"/>
-        <w:ind w:left="255" w:hanging="198"/>
+        <w:keepLines/>
+        <w:spacing w:after="40" w:line="259" w:lineRule="auto"/>
+        <w:ind w:left="312" w:hanging="198"/>
       </w:pPr>
       <w:r>
         <w:rPr>
@@ -1668,8 +2065,9 @@
     </w:p>
     <w:p>
       <w:pPr>
-        <w:spacing w:after="30"/>
-        <w:ind w:left="255" w:hanging="198"/>
+        <w:keepLines/>
+        <w:spacing w:after="40" w:line="259" w:lineRule="auto"/>
+        <w:ind w:left="312" w:hanging="198"/>
       </w:pPr>
       <w:r>
         <w:rPr>
@@ -1682,8 +2080,9 @@
     </w:p>
     <w:p>
       <w:pPr>
-        <w:spacing w:after="30"/>
-        <w:ind w:left="255" w:hanging="198"/>
+        <w:keepLines/>
+        <w:spacing w:after="40" w:line="259" w:lineRule="auto"/>
+        <w:ind w:left="312" w:hanging="198"/>
       </w:pPr>
       <w:r>
         <w:rPr>
@@ -1696,8 +2095,9 @@
     </w:p>
     <w:p>
       <w:pPr>
-        <w:spacing w:after="30"/>
-        <w:ind w:left="255" w:hanging="198"/>
+        <w:keepLines/>
+        <w:spacing w:after="40" w:line="259" w:lineRule="auto"/>
+        <w:ind w:left="312" w:hanging="198"/>
       </w:pPr>
       <w:r>
         <w:rPr>
@@ -1710,8 +2110,9 @@
     </w:p>
     <w:p>
       <w:pPr>
-        <w:spacing w:after="30"/>
-        <w:ind w:left="255" w:hanging="198"/>
+        <w:keepLines/>
+        <w:spacing w:after="40" w:line="259" w:lineRule="auto"/>
+        <w:ind w:left="312" w:hanging="198"/>
       </w:pPr>
       <w:r>
         <w:rPr>
@@ -1724,8 +2125,9 @@
     </w:p>
     <w:p>
       <w:pPr>
-        <w:spacing w:after="30"/>
-        <w:ind w:left="255" w:hanging="198"/>
+        <w:keepLines/>
+        <w:spacing w:after="40" w:line="259" w:lineRule="auto"/>
+        <w:ind w:left="312" w:hanging="198"/>
       </w:pPr>
       <w:r>
         <w:rPr>
@@ -1738,8 +2140,9 @@
     </w:p>
     <w:p>
       <w:pPr>
-        <w:spacing w:after="30"/>
-        <w:ind w:left="255" w:hanging="198"/>
+        <w:keepLines/>
+        <w:spacing w:after="40" w:line="259" w:lineRule="auto"/>
+        <w:ind w:left="312" w:hanging="198"/>
       </w:pPr>
       <w:r>
         <w:rPr>
@@ -1752,8 +2155,9 @@
     </w:p>
     <w:p>
       <w:pPr>
-        <w:spacing w:after="30"/>
-        <w:ind w:left="255" w:hanging="198"/>
+        <w:keepLines/>
+        <w:spacing w:after="40" w:line="259" w:lineRule="auto"/>
+        <w:ind w:left="312" w:hanging="198"/>
       </w:pPr>
       <w:r>
         <w:rPr>
@@ -1766,8 +2170,9 @@
     </w:p>
     <w:p>
       <w:pPr>
-        <w:spacing w:after="30"/>
-        <w:ind w:left="255" w:hanging="198"/>
+        <w:keepLines/>
+        <w:spacing w:after="40" w:line="259" w:lineRule="auto"/>
+        <w:ind w:left="312" w:hanging="198"/>
       </w:pPr>
       <w:r>
         <w:rPr>
@@ -1781,6 +2186,7 @@
     <w:p>
       <w:pPr>
         <w:keepLines/>
+        <w:spacing w:line="259" w:lineRule="auto" w:after="86"/>
       </w:pPr>
       <w:r>
         <w:rPr>
@@ -1795,7 +2201,7 @@
       <w:headerReference w:type="default" r:id="rId9"/>
       <w:footerReference w:type="default" r:id="rId10"/>
       <w:pgSz w:w="11906" w:h="16838"/>
-      <w:pgMar w:top="850" w:right="1134" w:bottom="794" w:left="1134" w:header="720" w:footer="720" w:gutter="0"/>
+      <w:pgMar w:top="935" w:right="1134" w:bottom="850" w:left="1134" w:header="425" w:footer="425" w:gutter="0"/>
       <w:cols w:space="720"/>
       <w:docGrid w:linePitch="360"/>
     </w:sectPr>
@@ -1828,15 +2234,20 @@
   <w:p>
     <w:pPr>
       <w:pStyle w:val="Header"/>
+      <w:spacing w:after="40"/>
       <w:jc w:val="right"/>
+      <w:pBdr>
+        <w:bottom w:val="single" w:sz="4" w:space="4" w:color="000000"/>
+      </w:pBdr>
     </w:pPr>
     <w:r>
       <w:rPr>
         <w:rFonts w:ascii="Arial" w:hAnsi="Arial"/>
+        <w:b/>
         <w:color w:val="000000"/>
-        <w:sz w:val="16"/>
-      </w:rPr>
-      <w:t>ETML - JOURNÉES PORTES OUVERTES</w:t>
+        <w:sz w:val="15"/>
+      </w:rPr>
+      <w:t>ETML  |  JOURNÉES PORTES OUVERTES</w:t>
     </w:r>
   </w:p>
 </w:hdr>
@@ -2210,6 +2621,8 @@
     </w:pPr>
     <w:rPr>
       <w:rFonts w:ascii="Arial" w:hAnsi="Arial"/>
+      <w:b w:val="0"/>
+      <w:i w:val="0"/>
       <w:color w:val="000000"/>
       <w:sz w:val="20"/>
     </w:rPr>
@@ -2228,6 +2641,9 @@
       </w:tabs>
       <w:spacing w:after="0" w:line="240" w:lineRule="auto"/>
     </w:pPr>
+    <w:rPr>
+      <w:color w:val="000000"/>
+    </w:rPr>
   </w:style>
   <w:style w:type="character" w:customStyle="1" w:styleId="HeaderChar">
     <w:name w:val="Header Char"/>
@@ -2235,6 +2651,9 @@
     <w:link w:val="Header"/>
     <w:uiPriority w:val="99"/>
     <w:rsid w:val="00E618BF"/>
+    <w:rPr>
+      <w:color w:val="000000"/>
+    </w:rPr>
   </w:style>
   <w:style w:type="paragraph" w:styleId="Footer">
     <w:name w:val="footer"/>
@@ -2250,6 +2669,9 @@
       </w:tabs>
       <w:spacing w:after="0" w:line="240" w:lineRule="auto"/>
     </w:pPr>
+    <w:rPr>
+      <w:color w:val="000000"/>
+    </w:rPr>
   </w:style>
   <w:style w:type="character" w:customStyle="1" w:styleId="FooterChar">
     <w:name w:val="Footer Char"/>
@@ -2257,6 +2679,9 @@
     <w:link w:val="Footer"/>
     <w:uiPriority w:val="99"/>
     <w:rsid w:val="00E618BF"/>
+    <w:rPr>
+      <w:color w:val="000000"/>
+    </w:rPr>
   </w:style>
   <w:style w:type="paragraph" w:styleId="Heading1">
     <w:name w:val="heading 1"/>
@@ -2276,8 +2701,9 @@
       <w:rFonts w:asciiTheme="majorHAnsi" w:eastAsiaTheme="majorEastAsia" w:hAnsiTheme="majorHAnsi" w:cstheme="majorBidi" w:ascii="Arial" w:hAnsi="Arial"/>
       <w:b/>
       <w:bCs/>
+      <w:i w:val="0"/>
       <w:color w:val="000000"/>
-      <w:sz w:val="29"/>
+      <w:sz w:val="26"/>
       <w:szCs w:val="28"/>
     </w:rPr>
   </w:style>
@@ -2300,8 +2726,9 @@
       <w:rFonts w:asciiTheme="majorHAnsi" w:eastAsiaTheme="majorEastAsia" w:hAnsiTheme="majorHAnsi" w:cstheme="majorBidi" w:ascii="Arial" w:hAnsi="Arial"/>
       <w:b/>
       <w:bCs/>
+      <w:i w:val="0"/>
       <w:color w:val="000000"/>
-      <w:sz w:val="23"/>
+      <w:sz w:val="21"/>
       <w:szCs w:val="26"/>
     </w:rPr>
   </w:style>
@@ -2324,8 +2751,9 @@
       <w:rFonts w:asciiTheme="majorHAnsi" w:eastAsiaTheme="majorEastAsia" w:hAnsiTheme="majorHAnsi" w:cstheme="majorBidi" w:ascii="Arial" w:hAnsi="Arial"/>
       <w:b/>
       <w:bCs/>
+      <w:i/>
       <w:color w:val="000000"/>
-      <w:sz w:val="21"/>
+      <w:sz w:val="20"/>
     </w:rPr>
   </w:style>
   <w:style w:type="paragraph" w:styleId="Heading4">
@@ -2350,7 +2778,7 @@
       <w:bCs/>
       <w:i/>
       <w:iCs/>
-      <w:color w:val="4F81BD" w:themeColor="accent1"/>
+      <w:color w:val="000000"/>
     </w:rPr>
   </w:style>
   <w:style w:type="paragraph" w:styleId="Heading5">
@@ -2371,7 +2799,7 @@
     </w:pPr>
     <w:rPr>
       <w:rFonts w:asciiTheme="majorHAnsi" w:eastAsiaTheme="majorEastAsia" w:hAnsiTheme="majorHAnsi" w:cstheme="majorBidi"/>
-      <w:color w:val="243F60" w:themeColor="accent1" w:themeShade="7F"/>
+      <w:color w:val="000000"/>
     </w:rPr>
   </w:style>
   <w:style w:type="paragraph" w:styleId="Heading6">
@@ -2394,7 +2822,7 @@
       <w:rFonts w:asciiTheme="majorHAnsi" w:eastAsiaTheme="majorEastAsia" w:hAnsiTheme="majorHAnsi" w:cstheme="majorBidi"/>
       <w:i/>
       <w:iCs/>
-      <w:color w:val="243F60" w:themeColor="accent1" w:themeShade="7F"/>
+      <w:color w:val="000000"/>
     </w:rPr>
   </w:style>
   <w:style w:type="paragraph" w:styleId="Heading7">
@@ -2417,7 +2845,7 @@
       <w:rFonts w:asciiTheme="majorHAnsi" w:eastAsiaTheme="majorEastAsia" w:hAnsiTheme="majorHAnsi" w:cstheme="majorBidi"/>
       <w:i/>
       <w:iCs/>
-      <w:color w:val="404040" w:themeColor="text1" w:themeTint="BF"/>
+      <w:color w:val="000000"/>
     </w:rPr>
   </w:style>
   <w:style w:type="paragraph" w:styleId="Heading8">
@@ -2438,7 +2866,7 @@
     </w:pPr>
     <w:rPr>
       <w:rFonts w:asciiTheme="majorHAnsi" w:eastAsiaTheme="majorEastAsia" w:hAnsiTheme="majorHAnsi" w:cstheme="majorBidi"/>
-      <w:color w:val="4F81BD" w:themeColor="accent1"/>
+      <w:color w:val="000000"/>
       <w:sz w:val="20"/>
       <w:szCs w:val="20"/>
     </w:rPr>
@@ -2463,7 +2891,7 @@
       <w:rFonts w:asciiTheme="majorHAnsi" w:eastAsiaTheme="majorEastAsia" w:hAnsiTheme="majorHAnsi" w:cstheme="majorBidi"/>
       <w:i/>
       <w:iCs/>
-      <w:color w:val="404040" w:themeColor="text1" w:themeTint="BF"/>
+      <w:color w:val="000000"/>
       <w:sz w:val="20"/>
       <w:szCs w:val="20"/>
     </w:rPr>
@@ -2473,12 +2901,18 @@
     <w:uiPriority w:val="1"/>
     <w:semiHidden/>
     <w:unhideWhenUsed/>
+    <w:rPr>
+      <w:color w:val="000000"/>
+    </w:rPr>
   </w:style>
   <w:style w:type="table" w:default="1" w:styleId="TableNormal">
     <w:name w:val="Normal Table"/>
     <w:uiPriority w:val="99"/>
     <w:semiHidden/>
     <w:unhideWhenUsed/>
+    <w:rPr>
+      <w:color w:val="000000"/>
+    </w:rPr>
     <w:tblPr>
       <w:tblInd w:w="0" w:type="dxa"/>
       <w:tblCellMar>
@@ -2503,6 +2937,9 @@
     <w:pPr>
       <w:spacing w:after="0" w:line="240" w:lineRule="auto"/>
     </w:pPr>
+    <w:rPr>
+      <w:color w:val="000000"/>
+    </w:rPr>
   </w:style>
   <w:style w:type="character" w:customStyle="1" w:styleId="Heading1Char">
     <w:name w:val="Heading 1 Char"/>
@@ -2514,7 +2951,7 @@
       <w:rFonts w:asciiTheme="majorHAnsi" w:eastAsiaTheme="majorEastAsia" w:hAnsiTheme="majorHAnsi" w:cstheme="majorBidi"/>
       <w:b/>
       <w:bCs/>
-      <w:color w:val="365F91" w:themeColor="accent1" w:themeShade="BF"/>
+      <w:color w:val="000000"/>
       <w:sz w:val="28"/>
       <w:szCs w:val="28"/>
     </w:rPr>
@@ -2529,7 +2966,7 @@
       <w:rFonts w:asciiTheme="majorHAnsi" w:eastAsiaTheme="majorEastAsia" w:hAnsiTheme="majorHAnsi" w:cstheme="majorBidi"/>
       <w:b/>
       <w:bCs/>
-      <w:color w:val="4F81BD" w:themeColor="accent1"/>
+      <w:color w:val="000000"/>
       <w:sz w:val="26"/>
       <w:szCs w:val="26"/>
     </w:rPr>
@@ -2544,7 +2981,7 @@
       <w:rFonts w:asciiTheme="majorHAnsi" w:eastAsiaTheme="majorEastAsia" w:hAnsiTheme="majorHAnsi" w:cstheme="majorBidi"/>
       <w:b/>
       <w:bCs/>
-      <w:color w:val="4F81BD" w:themeColor="accent1"/>
+      <w:color w:val="000000"/>
     </w:rPr>
   </w:style>
   <w:style w:type="paragraph" w:styleId="Title">
@@ -2563,11 +3000,13 @@
       <w:contextualSpacing/>
     </w:pPr>
     <w:rPr>
-      <w:rFonts w:asciiTheme="majorHAnsi" w:eastAsiaTheme="majorEastAsia" w:hAnsiTheme="majorHAnsi" w:cstheme="majorBidi"/>
-      <w:color w:val="17365D" w:themeColor="text2" w:themeShade="BF"/>
+      <w:rFonts w:asciiTheme="majorHAnsi" w:eastAsiaTheme="majorEastAsia" w:hAnsiTheme="majorHAnsi" w:cstheme="majorBidi" w:ascii="Arial" w:hAnsi="Arial"/>
+      <w:b/>
+      <w:i w:val="0"/>
+      <w:color w:val="000000"/>
       <w:spacing w:val="5"/>
       <w:kern w:val="28"/>
-      <w:sz w:val="52"/>
+      <w:sz w:val="46"/>
       <w:szCs w:val="52"/>
     </w:rPr>
   </w:style>
@@ -2579,7 +3018,7 @@
     <w:rsid w:val="00FC693F"/>
     <w:rPr>
       <w:rFonts w:asciiTheme="majorHAnsi" w:eastAsiaTheme="majorEastAsia" w:hAnsiTheme="majorHAnsi" w:cstheme="majorBidi"/>
-      <w:color w:val="17365D" w:themeColor="text2" w:themeShade="BF"/>
+      <w:color w:val="000000"/>
       <w:spacing w:val="5"/>
       <w:kern w:val="28"/>
       <w:sz w:val="52"/>
@@ -2600,12 +3039,13 @@
       </w:numPr>
     </w:pPr>
     <w:rPr>
-      <w:rFonts w:asciiTheme="majorHAnsi" w:eastAsiaTheme="majorEastAsia" w:hAnsiTheme="majorHAnsi" w:cstheme="majorBidi"/>
-      <w:i/>
+      <w:rFonts w:asciiTheme="majorHAnsi" w:eastAsiaTheme="majorEastAsia" w:hAnsiTheme="majorHAnsi" w:cstheme="majorBidi" w:ascii="Arial" w:hAnsi="Arial"/>
+      <w:b/>
+      <w:i w:val="0"/>
       <w:iCs/>
-      <w:color w:val="4F81BD" w:themeColor="accent1"/>
+      <w:color w:val="000000"/>
       <w:spacing w:val="15"/>
-      <w:sz w:val="24"/>
+      <w:sz w:val="21"/>
       <w:szCs w:val="24"/>
     </w:rPr>
   </w:style>
@@ -2619,7 +3059,7 @@
       <w:rFonts w:asciiTheme="majorHAnsi" w:eastAsiaTheme="majorEastAsia" w:hAnsiTheme="majorHAnsi" w:cstheme="majorBidi"/>
       <w:i/>
       <w:iCs/>
-      <w:color w:val="4F81BD" w:themeColor="accent1"/>
+      <w:color w:val="000000"/>
       <w:spacing w:val="15"/>
       <w:sz w:val="24"/>
       <w:szCs w:val="24"/>
@@ -2635,6 +3075,9 @@
       <w:ind w:left="720"/>
       <w:contextualSpacing/>
     </w:pPr>
+    <w:rPr>
+      <w:color w:val="000000"/>
+    </w:rPr>
   </w:style>
   <w:style w:type="paragraph" w:styleId="BodyText">
     <w:name w:val="Body Text"/>
@@ -2646,6 +3089,9 @@
     <w:pPr>
       <w:spacing w:after="120"/>
     </w:pPr>
+    <w:rPr>
+      <w:color w:val="000000"/>
+    </w:rPr>
   </w:style>
   <w:style w:type="character" w:customStyle="1" w:styleId="BodyTextChar">
     <w:name w:val="Body Text Char"/>
@@ -2653,6 +3099,9 @@
     <w:link w:val="BodyText"/>
     <w:uiPriority w:val="99"/>
     <w:rsid w:val="00AA1D8D"/>
+    <w:rPr>
+      <w:color w:val="000000"/>
+    </w:rPr>
   </w:style>
   <w:style w:type="paragraph" w:styleId="BodyText2">
     <w:name w:val="Body Text 2"/>
@@ -2664,6 +3113,9 @@
     <w:pPr>
       <w:spacing w:after="120" w:line="480" w:lineRule="auto"/>
     </w:pPr>
+    <w:rPr>
+      <w:color w:val="000000"/>
+    </w:rPr>
   </w:style>
   <w:style w:type="character" w:customStyle="1" w:styleId="BodyText2Char">
     <w:name w:val="Body Text 2 Char"/>
@@ -2671,6 +3123,9 @@
     <w:link w:val="BodyText2"/>
     <w:uiPriority w:val="99"/>
     <w:rsid w:val="00AA1D8D"/>
+    <w:rPr>
+      <w:color w:val="000000"/>
+    </w:rPr>
   </w:style>
   <w:style w:type="paragraph" w:styleId="BodyText3">
     <w:name w:val="Body Text 3"/>
@@ -2683,6 +3138,7 @@
       <w:spacing w:after="120"/>
     </w:pPr>
     <w:rPr>
+      <w:color w:val="000000"/>
       <w:sz w:val="16"/>
       <w:szCs w:val="16"/>
     </w:rPr>
@@ -2694,6 +3150,7 @@
     <w:uiPriority w:val="99"/>
     <w:rsid w:val="00AA1D8D"/>
     <w:rPr>
+      <w:color w:val="000000"/>
       <w:sz w:val="16"/>
       <w:szCs w:val="16"/>
     </w:rPr>
@@ -2708,6 +3165,9 @@
       <w:ind w:left="360" w:hanging="360"/>
       <w:contextualSpacing/>
     </w:pPr>
+    <w:rPr>
+      <w:color w:val="000000"/>
+    </w:rPr>
   </w:style>
   <w:style w:type="paragraph" w:styleId="List2">
     <w:name w:val="List 2"/>
@@ -2719,6 +3179,9 @@
       <w:ind w:left="720" w:hanging="360"/>
       <w:contextualSpacing/>
     </w:pPr>
+    <w:rPr>
+      <w:color w:val="000000"/>
+    </w:rPr>
   </w:style>
   <w:style w:type="paragraph" w:styleId="List3">
     <w:name w:val="List 3"/>
@@ -2730,6 +3193,9 @@
       <w:ind w:left="1080" w:hanging="360"/>
       <w:contextualSpacing/>
     </w:pPr>
+    <w:rPr>
+      <w:color w:val="000000"/>
+    </w:rPr>
   </w:style>
   <w:style w:type="paragraph" w:styleId="ListBullet">
     <w:name w:val="List Bullet"/>
@@ -2743,6 +3209,9 @@
       </w:numPr>
       <w:contextualSpacing/>
     </w:pPr>
+    <w:rPr>
+      <w:color w:val="000000"/>
+    </w:rPr>
   </w:style>
   <w:style w:type="paragraph" w:styleId="ListBullet2">
     <w:name w:val="List Bullet 2"/>
@@ -2756,6 +3225,9 @@
       </w:numPr>
       <w:contextualSpacing/>
     </w:pPr>
+    <w:rPr>
+      <w:color w:val="000000"/>
+    </w:rPr>
   </w:style>
   <w:style w:type="paragraph" w:styleId="ListBullet3">
     <w:name w:val="List Bullet 3"/>
@@ -2769,6 +3241,9 @@
       </w:numPr>
       <w:contextualSpacing/>
     </w:pPr>
+    <w:rPr>
+      <w:color w:val="000000"/>
+    </w:rPr>
   </w:style>
   <w:style w:type="paragraph" w:styleId="ListNumber">
     <w:name w:val="List Number"/>
@@ -2782,6 +3257,9 @@
       </w:numPr>
       <w:contextualSpacing/>
     </w:pPr>
+    <w:rPr>
+      <w:color w:val="000000"/>
+    </w:rPr>
   </w:style>
   <w:style w:type="paragraph" w:styleId="ListNumber2">
     <w:name w:val="List Number 2"/>
@@ -2795,6 +3273,9 @@
       </w:numPr>
       <w:contextualSpacing/>
     </w:pPr>
+    <w:rPr>
+      <w:color w:val="000000"/>
+    </w:rPr>
   </w:style>
   <w:style w:type="paragraph" w:styleId="ListNumber3">
     <w:name w:val="List Number 3"/>
@@ -2808,6 +3289,9 @@
       </w:numPr>
       <w:contextualSpacing/>
     </w:pPr>
+    <w:rPr>
+      <w:color w:val="000000"/>
+    </w:rPr>
   </w:style>
   <w:style w:type="paragraph" w:styleId="ListContinue">
     <w:name w:val="List Continue"/>
@@ -2820,6 +3304,9 @@
       <w:ind w:left="360"/>
       <w:contextualSpacing/>
     </w:pPr>
+    <w:rPr>
+      <w:color w:val="000000"/>
+    </w:rPr>
   </w:style>
   <w:style w:type="paragraph" w:styleId="ListContinue2">
     <w:name w:val="List Continue 2"/>
@@ -2832,6 +3319,9 @@
       <w:ind w:left="720"/>
       <w:contextualSpacing/>
     </w:pPr>
+    <w:rPr>
+      <w:color w:val="000000"/>
+    </w:rPr>
   </w:style>
   <w:style w:type="paragraph" w:styleId="ListContinue3">
     <w:name w:val="List Continue 3"/>
@@ -2844,6 +3334,9 @@
       <w:ind w:left="1080"/>
       <w:contextualSpacing/>
     </w:pPr>
+    <w:rPr>
+      <w:color w:val="000000"/>
+    </w:rPr>
   </w:style>
   <w:style w:type="paragraph" w:styleId="MacroText">
     <w:name w:val="macro"/>
@@ -2864,6 +3357,7 @@
     </w:pPr>
     <w:rPr>
       <w:rFonts w:ascii="Courier" w:hAnsi="Courier"/>
+      <w:color w:val="000000"/>
       <w:sz w:val="20"/>
       <w:szCs w:val="20"/>
     </w:rPr>
@@ -2876,6 +3370,7 @@
     <w:rsid w:val="0029639D"/>
     <w:rPr>
       <w:rFonts w:ascii="Courier" w:hAnsi="Courier"/>
+      <w:color w:val="000000"/>
       <w:sz w:val="20"/>
       <w:szCs w:val="20"/>
     </w:rPr>
@@ -2891,7 +3386,7 @@
     <w:rPr>
       <w:i/>
       <w:iCs/>
-      <w:color w:val="000000" w:themeColor="text1"/>
+      <w:color w:val="000000"/>
     </w:rPr>
   </w:style>
   <w:style w:type="character" w:customStyle="1" w:styleId="QuoteChar">
@@ -2903,7 +3398,7 @@
     <w:rPr>
       <w:i/>
       <w:iCs/>
-      <w:color w:val="000000" w:themeColor="text1"/>
+      <w:color w:val="000000"/>
     </w:rPr>
   </w:style>
   <w:style w:type="character" w:customStyle="1" w:styleId="Heading4Char">
@@ -2919,7 +3414,7 @@
       <w:bCs/>
       <w:i/>
       <w:iCs/>
-      <w:color w:val="4F81BD" w:themeColor="accent1"/>
+      <w:color w:val="000000"/>
     </w:rPr>
   </w:style>
   <w:style w:type="character" w:customStyle="1" w:styleId="Heading5Char">
@@ -2931,7 +3426,7 @@
     <w:rsid w:val="00FC693F"/>
     <w:rPr>
       <w:rFonts w:asciiTheme="majorHAnsi" w:eastAsiaTheme="majorEastAsia" w:hAnsiTheme="majorHAnsi" w:cstheme="majorBidi"/>
-      <w:color w:val="243F60" w:themeColor="accent1" w:themeShade="7F"/>
+      <w:color w:val="000000"/>
     </w:rPr>
   </w:style>
   <w:style w:type="character" w:customStyle="1" w:styleId="Heading6Char">
@@ -2945,7 +3440,7 @@
       <w:rFonts w:asciiTheme="majorHAnsi" w:eastAsiaTheme="majorEastAsia" w:hAnsiTheme="majorHAnsi" w:cstheme="majorBidi"/>
       <w:i/>
       <w:iCs/>
-      <w:color w:val="243F60" w:themeColor="accent1" w:themeShade="7F"/>
+      <w:color w:val="000000"/>
     </w:rPr>
   </w:style>
   <w:style w:type="character" w:customStyle="1" w:styleId="Heading7Char">
@@ -2959,7 +3454,7 @@
       <w:rFonts w:asciiTheme="majorHAnsi" w:eastAsiaTheme="majorEastAsia" w:hAnsiTheme="majorHAnsi" w:cstheme="majorBidi"/>
       <w:i/>
       <w:iCs/>
-      <w:color w:val="404040" w:themeColor="text1" w:themeTint="BF"/>
+      <w:color w:val="000000"/>
     </w:rPr>
   </w:style>
   <w:style w:type="character" w:customStyle="1" w:styleId="Heading8Char">
@@ -2971,7 +3466,7 @@
     <w:rsid w:val="00FC693F"/>
     <w:rPr>
       <w:rFonts w:asciiTheme="majorHAnsi" w:eastAsiaTheme="majorEastAsia" w:hAnsiTheme="majorHAnsi" w:cstheme="majorBidi"/>
-      <w:color w:val="4F81BD" w:themeColor="accent1"/>
+      <w:color w:val="000000"/>
       <w:sz w:val="20"/>
       <w:szCs w:val="20"/>
     </w:rPr>
@@ -2987,7 +3482,7 @@
       <w:rFonts w:asciiTheme="majorHAnsi" w:eastAsiaTheme="majorEastAsia" w:hAnsiTheme="majorHAnsi" w:cstheme="majorBidi"/>
       <w:i/>
       <w:iCs/>
-      <w:color w:val="404040" w:themeColor="text1" w:themeTint="BF"/>
+      <w:color w:val="000000"/>
       <w:sz w:val="20"/>
       <w:szCs w:val="20"/>
     </w:rPr>
@@ -3007,7 +3502,7 @@
     <w:rPr>
       <w:b/>
       <w:bCs/>
-      <w:color w:val="4F81BD" w:themeColor="accent1"/>
+      <w:color w:val="000000"/>
       <w:sz w:val="18"/>
       <w:szCs w:val="18"/>
     </w:rPr>
@@ -3021,6 +3516,7 @@
     <w:rPr>
       <w:b/>
       <w:bCs/>
+      <w:color w:val="000000"/>
     </w:rPr>
   </w:style>
   <w:style w:type="character" w:styleId="Emphasis">
@@ -3032,6 +3528,7 @@
     <w:rPr>
       <w:i/>
       <w:iCs/>
+      <w:color w:val="000000"/>
     </w:rPr>
   </w:style>
   <w:style w:type="paragraph" w:styleId="IntenseQuote">
@@ -3054,7 +3551,7 @@
       <w:bCs/>
       <w:i/>
       <w:iCs/>
-      <w:color w:val="4F81BD" w:themeColor="accent1"/>
+      <w:color w:val="000000"/>
     </w:rPr>
   </w:style>
   <w:style w:type="character" w:customStyle="1" w:styleId="IntenseQuoteChar">
@@ -3068,7 +3565,7 @@
       <w:bCs/>
       <w:i/>
       <w:iCs/>
-      <w:color w:val="4F81BD" w:themeColor="accent1"/>
+      <w:color w:val="000000"/>
     </w:rPr>
   </w:style>
   <w:style w:type="character" w:styleId="SubtleEmphasis">
@@ -3080,7 +3577,7 @@
     <w:rPr>
       <w:i/>
       <w:iCs/>
-      <w:color w:val="808080" w:themeColor="text1" w:themeTint="7F"/>
+      <w:color w:val="000000"/>
     </w:rPr>
   </w:style>
   <w:style w:type="character" w:styleId="IntenseEmphasis">
@@ -3094,7 +3591,7 @@
       <w:bCs/>
       <w:i/>
       <w:iCs/>
-      <w:color w:val="4F81BD" w:themeColor="accent1"/>
+      <w:color w:val="000000"/>
     </w:rPr>
   </w:style>
   <w:style w:type="character" w:styleId="SubtleReference">
@@ -3105,7 +3602,7 @@
     <w:rsid w:val="00FC693F"/>
     <w:rPr>
       <w:smallCaps/>
-      <w:color w:val="C0504D" w:themeColor="accent2"/>
+      <w:color w:val="000000"/>
       <w:u w:val="single"/>
     </w:rPr>
   </w:style>
@@ -3119,7 +3616,7 @@
       <w:b/>
       <w:bCs/>
       <w:smallCaps/>
-      <w:color w:val="C0504D" w:themeColor="accent2"/>
+      <w:color w:val="000000"/>
       <w:spacing w:val="5"/>
       <w:u w:val="single"/>
     </w:rPr>
@@ -3134,6 +3631,7 @@
       <w:b/>
       <w:bCs/>
       <w:smallCaps/>
+      <w:color w:val="000000"/>
       <w:spacing w:val="5"/>
     </w:rPr>
   </w:style>
@@ -3149,6 +3647,9 @@
     <w:pPr>
       <w:outlineLvl w:val="9"/>
     </w:pPr>
+    <w:rPr>
+      <w:color w:val="000000"/>
+    </w:rPr>
   </w:style>
   <w:style w:type="table" w:styleId="TableGrid">
     <w:name w:val="Table Grid"/>
@@ -3158,6 +3659,9 @@
     <w:pPr>
       <w:spacing w:after="0" w:line="240" w:lineRule="auto"/>
     </w:pPr>
+    <w:rPr>
+      <w:color w:val="000000"/>
+    </w:rPr>
     <w:tblPr>
       <w:tblInd w:w="0" w:type="dxa"/>
       <w:tblBorders>
@@ -3185,7 +3689,7 @@
       <w:spacing w:after="0" w:line="240" w:lineRule="auto"/>
     </w:pPr>
     <w:rPr>
-      <w:color w:val="000000" w:themeColor="text1" w:themeShade="BF"/>
+      <w:color w:val="000000"/>
     </w:rPr>
     <w:tblPr>
       <w:tblStyleRowBandSize w:val="1"/>
@@ -3288,7 +3792,7 @@
       <w:spacing w:after="0" w:line="240" w:lineRule="auto"/>
     </w:pPr>
     <w:rPr>
-      <w:color w:val="365F91" w:themeColor="accent1" w:themeShade="BF"/>
+      <w:color w:val="000000"/>
     </w:rPr>
     <w:tblPr>
       <w:tblStyleRowBandSize w:val="1"/>
@@ -3391,7 +3895,7 @@
       <w:spacing w:after="0" w:line="240" w:lineRule="auto"/>
     </w:pPr>
     <w:rPr>
-      <w:color w:val="943634" w:themeColor="accent2" w:themeShade="BF"/>
+      <w:color w:val="000000"/>
     </w:rPr>
     <w:tblPr>
       <w:tblStyleRowBandSize w:val="1"/>
@@ -3494,7 +3998,7 @@
       <w:spacing w:after="0" w:line="240" w:lineRule="auto"/>
     </w:pPr>
     <w:rPr>
-      <w:color w:val="76923C" w:themeColor="accent3" w:themeShade="BF"/>
+      <w:color w:val="000000"/>
     </w:rPr>
     <w:tblPr>
       <w:tblStyleRowBandSize w:val="1"/>
@@ -3597,7 +4101,7 @@
       <w:spacing w:after="0" w:line="240" w:lineRule="auto"/>
     </w:pPr>
     <w:rPr>
-      <w:color w:val="5F497A" w:themeColor="accent4" w:themeShade="BF"/>
+      <w:color w:val="000000"/>
     </w:rPr>
     <w:tblPr>
       <w:tblStyleRowBandSize w:val="1"/>
@@ -3700,7 +4204,7 @@
       <w:spacing w:after="0" w:line="240" w:lineRule="auto"/>
     </w:pPr>
     <w:rPr>
-      <w:color w:val="31849B" w:themeColor="accent5" w:themeShade="BF"/>
+      <w:color w:val="000000"/>
     </w:rPr>
     <w:tblPr>
       <w:tblStyleRowBandSize w:val="1"/>
@@ -3803,7 +4307,7 @@
       <w:spacing w:after="0" w:line="240" w:lineRule="auto"/>
     </w:pPr>
     <w:rPr>
-      <w:color w:val="E36C0A" w:themeColor="accent6" w:themeShade="BF"/>
+      <w:color w:val="000000"/>
     </w:rPr>
     <w:tblPr>
       <w:tblStyleRowBandSize w:val="1"/>
@@ -3905,6 +4409,9 @@
     <w:pPr>
       <w:spacing w:after="0" w:line="240" w:lineRule="auto"/>
     </w:pPr>
+    <w:rPr>
+      <w:color w:val="000000"/>
+    </w:rPr>
     <w:tblPr>
       <w:tblStyleRowBandSize w:val="1"/>
       <w:tblStyleColBandSize w:val="1"/>
@@ -3997,6 +4504,9 @@
     <w:pPr>
       <w:spacing w:after="0" w:line="240" w:lineRule="auto"/>
     </w:pPr>
+    <w:rPr>
+      <w:color w:val="000000"/>
+    </w:rPr>
     <w:tblPr>
       <w:tblStyleRowBandSize w:val="1"/>
       <w:tblStyleColBandSize w:val="1"/>
@@ -4089,6 +4599,9 @@
     <w:pPr>
       <w:spacing w:after="0" w:line="240" w:lineRule="auto"/>
     </w:pPr>
+    <w:rPr>
+      <w:color w:val="000000"/>
+    </w:rPr>
     <w:tblPr>
       <w:tblStyleRowBandSize w:val="1"/>
       <w:tblStyleColBandSize w:val="1"/>
@@ -4181,6 +4694,9 @@
     <w:pPr>
       <w:spacing w:after="0" w:line="240" w:lineRule="auto"/>
     </w:pPr>
+    <w:rPr>
+      <w:color w:val="000000"/>
+    </w:rPr>
     <w:tblPr>
       <w:tblStyleRowBandSize w:val="1"/>
       <w:tblStyleColBandSize w:val="1"/>
@@ -4273,6 +4789,9 @@
     <w:pPr>
       <w:spacing w:after="0" w:line="240" w:lineRule="auto"/>
     </w:pPr>
+    <w:rPr>
+      <w:color w:val="000000"/>
+    </w:rPr>
     <w:tblPr>
       <w:tblStyleRowBandSize w:val="1"/>
       <w:tblStyleColBandSize w:val="1"/>
@@ -4365,6 +4884,9 @@
     <w:pPr>
       <w:spacing w:after="0" w:line="240" w:lineRule="auto"/>
     </w:pPr>
+    <w:rPr>
+      <w:color w:val="000000"/>
+    </w:rPr>
     <w:tblPr>
       <w:tblStyleRowBandSize w:val="1"/>
       <w:tblStyleColBandSize w:val="1"/>
@@ -4457,6 +4979,9 @@
     <w:pPr>
       <w:spacing w:after="0" w:line="240" w:lineRule="auto"/>
     </w:pPr>
+    <w:rPr>
+      <w:color w:val="000000"/>
+    </w:rPr>
     <w:tblPr>
       <w:tblStyleRowBandSize w:val="1"/>
       <w:tblStyleColBandSize w:val="1"/>
@@ -4549,6 +5074,9 @@
     <w:pPr>
       <w:spacing w:after="0" w:line="240" w:lineRule="auto"/>
     </w:pPr>
+    <w:rPr>
+      <w:color w:val="000000"/>
+    </w:rPr>
     <w:tblPr>
       <w:tblStyleRowBandSize w:val="1"/>
       <w:tblStyleColBandSize w:val="1"/>
@@ -4679,6 +5207,9 @@
     <w:pPr>
       <w:spacing w:after="0" w:line="240" w:lineRule="auto"/>
     </w:pPr>
+    <w:rPr>
+      <w:color w:val="000000"/>
+    </w:rPr>
     <w:tblPr>
       <w:tblStyleRowBandSize w:val="1"/>
       <w:tblStyleColBandSize w:val="1"/>
@@ -4809,6 +5340,9 @@
     <w:pPr>
       <w:spacing w:after="0" w:line="240" w:lineRule="auto"/>
     </w:pPr>
+    <w:rPr>
+      <w:color w:val="000000"/>
+    </w:rPr>
     <w:tblPr>
       <w:tblStyleRowBandSize w:val="1"/>
       <w:tblStyleColBandSize w:val="1"/>
@@ -4939,6 +5473,9 @@
     <w:pPr>
       <w:spacing w:after="0" w:line="240" w:lineRule="auto"/>
     </w:pPr>
+    <w:rPr>
+      <w:color w:val="000000"/>
+    </w:rPr>
     <w:tblPr>
       <w:tblStyleRowBandSize w:val="1"/>
       <w:tblStyleColBandSize w:val="1"/>
@@ -5069,6 +5606,9 @@
     <w:pPr>
       <w:spacing w:after="0" w:line="240" w:lineRule="auto"/>
     </w:pPr>
+    <w:rPr>
+      <w:color w:val="000000"/>
+    </w:rPr>
     <w:tblPr>
       <w:tblStyleRowBandSize w:val="1"/>
       <w:tblStyleColBandSize w:val="1"/>
@@ -5199,6 +5739,9 @@
     <w:pPr>
       <w:spacing w:after="0" w:line="240" w:lineRule="auto"/>
     </w:pPr>
+    <w:rPr>
+      <w:color w:val="000000"/>
+    </w:rPr>
     <w:tblPr>
       <w:tblStyleRowBandSize w:val="1"/>
       <w:tblStyleColBandSize w:val="1"/>
@@ -5329,6 +5872,9 @@
     <w:pPr>
       <w:spacing w:after="0" w:line="240" w:lineRule="auto"/>
     </w:pPr>
+    <w:rPr>
+      <w:color w:val="000000"/>
+    </w:rPr>
     <w:tblPr>
       <w:tblStyleRowBandSize w:val="1"/>
       <w:tblStyleColBandSize w:val="1"/>
@@ -5459,6 +6005,9 @@
     <w:pPr>
       <w:spacing w:after="0" w:line="240" w:lineRule="auto"/>
     </w:pPr>
+    <w:rPr>
+      <w:color w:val="000000"/>
+    </w:rPr>
     <w:tblPr>
       <w:tblStyleRowBandSize w:val="1"/>
       <w:tblStyleColBandSize w:val="1"/>
@@ -5565,6 +6114,9 @@
     <w:pPr>
       <w:spacing w:after="0" w:line="240" w:lineRule="auto"/>
     </w:pPr>
+    <w:rPr>
+      <w:color w:val="000000"/>
+    </w:rPr>
     <w:tblPr>
       <w:tblStyleRowBandSize w:val="1"/>
       <w:tblStyleColBandSize w:val="1"/>
@@ -5671,6 +6223,9 @@
     <w:pPr>
       <w:spacing w:after="0" w:line="240" w:lineRule="auto"/>
     </w:pPr>
+    <w:rPr>
+      <w:color w:val="000000"/>
+    </w:rPr>
     <w:tblPr>
       <w:tblStyleRowBandSize w:val="1"/>
       <w:tblStyleColBandSize w:val="1"/>
@@ -5777,6 +6332,9 @@
     <w:pPr>
       <w:spacing w:after="0" w:line="240" w:lineRule="auto"/>
     </w:pPr>
+    <w:rPr>
+      <w:color w:val="000000"/>
+    </w:rPr>
     <w:tblPr>
       <w:tblStyleRowBandSize w:val="1"/>
       <w:tblStyleColBandSize w:val="1"/>
@@ -5883,6 +6441,9 @@
     <w:pPr>
       <w:spacing w:after="0" w:line="240" w:lineRule="auto"/>
     </w:pPr>
+    <w:rPr>
+      <w:color w:val="000000"/>
+    </w:rPr>
     <w:tblPr>
       <w:tblStyleRowBandSize w:val="1"/>
       <w:tblStyleColBandSize w:val="1"/>
@@ -5989,6 +6550,9 @@
     <w:pPr>
       <w:spacing w:after="0" w:line="240" w:lineRule="auto"/>
     </w:pPr>
+    <w:rPr>
+      <w:color w:val="000000"/>
+    </w:rPr>
     <w:tblPr>
       <w:tblStyleRowBandSize w:val="1"/>
       <w:tblStyleColBandSize w:val="1"/>
@@ -6095,6 +6659,9 @@
     <w:pPr>
       <w:spacing w:after="0" w:line="240" w:lineRule="auto"/>
     </w:pPr>
+    <w:rPr>
+      <w:color w:val="000000"/>
+    </w:rPr>
     <w:tblPr>
       <w:tblStyleRowBandSize w:val="1"/>
       <w:tblStyleColBandSize w:val="1"/>
@@ -6201,6 +6768,9 @@
     <w:pPr>
       <w:spacing w:after="0" w:line="240" w:lineRule="auto"/>
     </w:pPr>
+    <w:rPr>
+      <w:color w:val="000000"/>
+    </w:rPr>
     <w:tblPr>
       <w:tblStyleRowBandSize w:val="1"/>
       <w:tblStyleColBandSize w:val="1"/>
@@ -6350,6 +6920,9 @@
     <w:pPr>
       <w:spacing w:after="0" w:line="240" w:lineRule="auto"/>
     </w:pPr>
+    <w:rPr>
+      <w:color w:val="000000"/>
+    </w:rPr>
     <w:tblPr>
       <w:tblStyleRowBandSize w:val="1"/>
       <w:tblStyleColBandSize w:val="1"/>
@@ -6499,6 +7072,9 @@
     <w:pPr>
       <w:spacing w:after="0" w:line="240" w:lineRule="auto"/>
     </w:pPr>
+    <w:rPr>
+      <w:color w:val="000000"/>
+    </w:rPr>
     <w:tblPr>
       <w:tblStyleRowBandSize w:val="1"/>
       <w:tblStyleColBandSize w:val="1"/>
@@ -6648,6 +7224,9 @@
     <w:pPr>
       <w:spacing w:after="0" w:line="240" w:lineRule="auto"/>
     </w:pPr>
+    <w:rPr>
+      <w:color w:val="000000"/>
+    </w:rPr>
     <w:tblPr>
       <w:tblStyleRowBandSize w:val="1"/>
       <w:tblStyleColBandSize w:val="1"/>
@@ -6797,6 +7376,9 @@
     <w:pPr>
       <w:spacing w:after="0" w:line="240" w:lineRule="auto"/>
     </w:pPr>
+    <w:rPr>
+      <w:color w:val="000000"/>
+    </w:rPr>
     <w:tblPr>
       <w:tblStyleRowBandSize w:val="1"/>
       <w:tblStyleColBandSize w:val="1"/>
@@ -6946,6 +7528,9 @@
     <w:pPr>
       <w:spacing w:after="0" w:line="240" w:lineRule="auto"/>
     </w:pPr>
+    <w:rPr>
+      <w:color w:val="000000"/>
+    </w:rPr>
     <w:tblPr>
       <w:tblStyleRowBandSize w:val="1"/>
       <w:tblStyleColBandSize w:val="1"/>
@@ -7095,6 +7680,9 @@
     <w:pPr>
       <w:spacing w:after="0" w:line="240" w:lineRule="auto"/>
     </w:pPr>
+    <w:rPr>
+      <w:color w:val="000000"/>
+    </w:rPr>
     <w:tblPr>
       <w:tblStyleRowBandSize w:val="1"/>
       <w:tblStyleColBandSize w:val="1"/>
@@ -7245,7 +7833,7 @@
       <w:spacing w:after="0" w:line="240" w:lineRule="auto"/>
     </w:pPr>
     <w:rPr>
-      <w:color w:val="000000" w:themeColor="text1"/>
+      <w:color w:val="000000"/>
     </w:rPr>
     <w:tblPr>
       <w:tblStyleRowBandSize w:val="1"/>
@@ -7329,7 +7917,7 @@
       <w:spacing w:after="0" w:line="240" w:lineRule="auto"/>
     </w:pPr>
     <w:rPr>
-      <w:color w:val="000000" w:themeColor="text1"/>
+      <w:color w:val="000000"/>
     </w:rPr>
     <w:tblPr>
       <w:tblStyleRowBandSize w:val="1"/>
@@ -7413,7 +8001,7 @@
       <w:spacing w:after="0" w:line="240" w:lineRule="auto"/>
     </w:pPr>
     <w:rPr>
-      <w:color w:val="000000" w:themeColor="text1"/>
+      <w:color w:val="000000"/>
     </w:rPr>
     <w:tblPr>
       <w:tblStyleRowBandSize w:val="1"/>
@@ -7497,7 +8085,7 @@
       <w:spacing w:after="0" w:line="240" w:lineRule="auto"/>
     </w:pPr>
     <w:rPr>
-      <w:color w:val="000000" w:themeColor="text1"/>
+      <w:color w:val="000000"/>
     </w:rPr>
     <w:tblPr>
       <w:tblStyleRowBandSize w:val="1"/>
@@ -7581,7 +8169,7 @@
       <w:spacing w:after="0" w:line="240" w:lineRule="auto"/>
     </w:pPr>
     <w:rPr>
-      <w:color w:val="000000" w:themeColor="text1"/>
+      <w:color w:val="000000"/>
     </w:rPr>
     <w:tblPr>
       <w:tblStyleRowBandSize w:val="1"/>
@@ -7665,7 +8253,7 @@
       <w:spacing w:after="0" w:line="240" w:lineRule="auto"/>
     </w:pPr>
     <w:rPr>
-      <w:color w:val="000000" w:themeColor="text1"/>
+      <w:color w:val="000000"/>
     </w:rPr>
     <w:tblPr>
       <w:tblStyleRowBandSize w:val="1"/>
@@ -7749,7 +8337,7 @@
       <w:spacing w:after="0" w:line="240" w:lineRule="auto"/>
     </w:pPr>
     <w:rPr>
-      <w:color w:val="000000" w:themeColor="text1"/>
+      <w:color w:val="000000"/>
     </w:rPr>
     <w:tblPr>
       <w:tblStyleRowBandSize w:val="1"/>
@@ -7834,7 +8422,7 @@
     </w:pPr>
     <w:rPr>
       <w:rFonts w:asciiTheme="majorHAnsi" w:eastAsiaTheme="majorEastAsia" w:hAnsiTheme="majorHAnsi" w:cstheme="majorBidi"/>
-      <w:color w:val="000000" w:themeColor="text1"/>
+      <w:color w:val="000000"/>
     </w:rPr>
     <w:tblPr>
       <w:tblStyleRowBandSize w:val="1"/>
@@ -7962,7 +8550,7 @@
     </w:pPr>
     <w:rPr>
       <w:rFonts w:asciiTheme="majorHAnsi" w:eastAsiaTheme="majorEastAsia" w:hAnsiTheme="majorHAnsi" w:cstheme="majorBidi"/>
-      <w:color w:val="000000" w:themeColor="text1"/>
+      <w:color w:val="000000"/>
     </w:rPr>
     <w:tblPr>
       <w:tblStyleRowBandSize w:val="1"/>
@@ -8090,7 +8678,7 @@
     </w:pPr>
     <w:rPr>
       <w:rFonts w:asciiTheme="majorHAnsi" w:eastAsiaTheme="majorEastAsia" w:hAnsiTheme="majorHAnsi" w:cstheme="majorBidi"/>
-      <w:color w:val="000000" w:themeColor="text1"/>
+      <w:color w:val="000000"/>
     </w:rPr>
     <w:tblPr>
       <w:tblStyleRowBandSize w:val="1"/>
@@ -8218,7 +8806,7 @@
     </w:pPr>
     <w:rPr>
       <w:rFonts w:asciiTheme="majorHAnsi" w:eastAsiaTheme="majorEastAsia" w:hAnsiTheme="majorHAnsi" w:cstheme="majorBidi"/>
-      <w:color w:val="000000" w:themeColor="text1"/>
+      <w:color w:val="000000"/>
     </w:rPr>
     <w:tblPr>
       <w:tblStyleRowBandSize w:val="1"/>
@@ -8346,7 +8934,7 @@
     </w:pPr>
     <w:rPr>
       <w:rFonts w:asciiTheme="majorHAnsi" w:eastAsiaTheme="majorEastAsia" w:hAnsiTheme="majorHAnsi" w:cstheme="majorBidi"/>
-      <w:color w:val="000000" w:themeColor="text1"/>
+      <w:color w:val="000000"/>
     </w:rPr>
     <w:tblPr>
       <w:tblStyleRowBandSize w:val="1"/>
@@ -8474,7 +9062,7 @@
     </w:pPr>
     <w:rPr>
       <w:rFonts w:asciiTheme="majorHAnsi" w:eastAsiaTheme="majorEastAsia" w:hAnsiTheme="majorHAnsi" w:cstheme="majorBidi"/>
-      <w:color w:val="000000" w:themeColor="text1"/>
+      <w:color w:val="000000"/>
     </w:rPr>
     <w:tblPr>
       <w:tblStyleRowBandSize w:val="1"/>
@@ -8602,7 +9190,7 @@
     </w:pPr>
     <w:rPr>
       <w:rFonts w:asciiTheme="majorHAnsi" w:eastAsiaTheme="majorEastAsia" w:hAnsiTheme="majorHAnsi" w:cstheme="majorBidi"/>
-      <w:color w:val="000000" w:themeColor="text1"/>
+      <w:color w:val="000000"/>
     </w:rPr>
     <w:tblPr>
       <w:tblStyleRowBandSize w:val="1"/>
@@ -8728,6 +9316,9 @@
     <w:pPr>
       <w:spacing w:after="0" w:line="240" w:lineRule="auto"/>
     </w:pPr>
+    <w:rPr>
+      <w:color w:val="000000"/>
+    </w:rPr>
     <w:tblPr>
       <w:tblStyleRowBandSize w:val="1"/>
       <w:tblStyleColBandSize w:val="1"/>
@@ -8801,6 +9392,9 @@
     <w:pPr>
       <w:spacing w:after="0" w:line="240" w:lineRule="auto"/>
     </w:pPr>
+    <w:rPr>
+      <w:color w:val="000000"/>
+    </w:rPr>
     <w:tblPr>
       <w:tblStyleRowBandSize w:val="1"/>
       <w:tblStyleColBandSize w:val="1"/>
@@ -8874,6 +9468,9 @@
     <w:pPr>
       <w:spacing w:after="0" w:line="240" w:lineRule="auto"/>
     </w:pPr>
+    <w:rPr>
+      <w:color w:val="000000"/>
+    </w:rPr>
     <w:tblPr>
       <w:tblStyleRowBandSize w:val="1"/>
       <w:tblStyleColBandSize w:val="1"/>
@@ -8947,6 +9544,9 @@
     <w:pPr>
       <w:spacing w:after="0" w:line="240" w:lineRule="auto"/>
     </w:pPr>
+    <w:rPr>
+      <w:color w:val="000000"/>
+    </w:rPr>
     <w:tblPr>
       <w:tblStyleRowBandSize w:val="1"/>
       <w:tblStyleColBandSize w:val="1"/>
@@ -9020,6 +9620,9 @@
     <w:pPr>
       <w:spacing w:after="0" w:line="240" w:lineRule="auto"/>
     </w:pPr>
+    <w:rPr>
+      <w:color w:val="000000"/>
+    </w:rPr>
     <w:tblPr>
       <w:tblStyleRowBandSize w:val="1"/>
       <w:tblStyleColBandSize w:val="1"/>
@@ -9093,6 +9696,9 @@
     <w:pPr>
       <w:spacing w:after="0" w:line="240" w:lineRule="auto"/>
     </w:pPr>
+    <w:rPr>
+      <w:color w:val="000000"/>
+    </w:rPr>
     <w:tblPr>
       <w:tblStyleRowBandSize w:val="1"/>
       <w:tblStyleColBandSize w:val="1"/>
@@ -9166,6 +9772,9 @@
     <w:pPr>
       <w:spacing w:after="0" w:line="240" w:lineRule="auto"/>
     </w:pPr>
+    <w:rPr>
+      <w:color w:val="000000"/>
+    </w:rPr>
     <w:tblPr>
       <w:tblStyleRowBandSize w:val="1"/>
       <w:tblStyleColBandSize w:val="1"/>
@@ -9241,7 +9850,7 @@
     </w:pPr>
     <w:rPr>
       <w:rFonts w:asciiTheme="majorHAnsi" w:eastAsiaTheme="majorEastAsia" w:hAnsiTheme="majorHAnsi" w:cstheme="majorBidi"/>
-      <w:color w:val="000000" w:themeColor="text1"/>
+      <w:color w:val="000000"/>
     </w:rPr>
     <w:tblPr>
       <w:tblStyleRowBandSize w:val="1"/>
@@ -9366,7 +9975,7 @@
     </w:pPr>
     <w:rPr>
       <w:rFonts w:asciiTheme="majorHAnsi" w:eastAsiaTheme="majorEastAsia" w:hAnsiTheme="majorHAnsi" w:cstheme="majorBidi"/>
-      <w:color w:val="000000" w:themeColor="text1"/>
+      <w:color w:val="000000"/>
     </w:rPr>
     <w:tblPr>
       <w:tblStyleRowBandSize w:val="1"/>
@@ -9491,7 +10100,7 @@
     </w:pPr>
     <w:rPr>
       <w:rFonts w:asciiTheme="majorHAnsi" w:eastAsiaTheme="majorEastAsia" w:hAnsiTheme="majorHAnsi" w:cstheme="majorBidi"/>
-      <w:color w:val="000000" w:themeColor="text1"/>
+      <w:color w:val="000000"/>
     </w:rPr>
     <w:tblPr>
       <w:tblStyleRowBandSize w:val="1"/>
@@ -9616,7 +10225,7 @@
     </w:pPr>
     <w:rPr>
       <w:rFonts w:asciiTheme="majorHAnsi" w:eastAsiaTheme="majorEastAsia" w:hAnsiTheme="majorHAnsi" w:cstheme="majorBidi"/>
-      <w:color w:val="000000" w:themeColor="text1"/>
+      <w:color w:val="000000"/>
     </w:rPr>
     <w:tblPr>
       <w:tblStyleRowBandSize w:val="1"/>
@@ -9741,7 +10350,7 @@
     </w:pPr>
     <w:rPr>
       <w:rFonts w:asciiTheme="majorHAnsi" w:eastAsiaTheme="majorEastAsia" w:hAnsiTheme="majorHAnsi" w:cstheme="majorBidi"/>
-      <w:color w:val="000000" w:themeColor="text1"/>
+      <w:color w:val="000000"/>
     </w:rPr>
     <w:tblPr>
       <w:tblStyleRowBandSize w:val="1"/>
@@ -9866,7 +10475,7 @@
     </w:pPr>
     <w:rPr>
       <w:rFonts w:asciiTheme="majorHAnsi" w:eastAsiaTheme="majorEastAsia" w:hAnsiTheme="majorHAnsi" w:cstheme="majorBidi"/>
-      <w:color w:val="000000" w:themeColor="text1"/>
+      <w:color w:val="000000"/>
     </w:rPr>
     <w:tblPr>
       <w:tblStyleRowBandSize w:val="1"/>
@@ -9991,7 +10600,7 @@
     </w:pPr>
     <w:rPr>
       <w:rFonts w:asciiTheme="majorHAnsi" w:eastAsiaTheme="majorEastAsia" w:hAnsiTheme="majorHAnsi" w:cstheme="majorBidi"/>
-      <w:color w:val="000000" w:themeColor="text1"/>
+      <w:color w:val="000000"/>
     </w:rPr>
     <w:tblPr>
       <w:tblStyleRowBandSize w:val="1"/>
@@ -10114,6 +10723,9 @@
     <w:pPr>
       <w:spacing w:after="0" w:line="240" w:lineRule="auto"/>
     </w:pPr>
+    <w:rPr>
+      <w:color w:val="000000"/>
+    </w:rPr>
     <w:tblPr>
       <w:tblStyleRowBandSize w:val="1"/>
       <w:tblStyleColBandSize w:val="1"/>
@@ -10255,6 +10867,9 @@
     <w:pPr>
       <w:spacing w:after="0" w:line="240" w:lineRule="auto"/>
     </w:pPr>
+    <w:rPr>
+      <w:color w:val="000000"/>
+    </w:rPr>
     <w:tblPr>
       <w:tblStyleRowBandSize w:val="1"/>
       <w:tblStyleColBandSize w:val="1"/>
@@ -10396,6 +11011,9 @@
     <w:pPr>
       <w:spacing w:after="0" w:line="240" w:lineRule="auto"/>
     </w:pPr>
+    <w:rPr>
+      <w:color w:val="000000"/>
+    </w:rPr>
     <w:tblPr>
       <w:tblStyleRowBandSize w:val="1"/>
       <w:tblStyleColBandSize w:val="1"/>
@@ -10537,6 +11155,9 @@
     <w:pPr>
       <w:spacing w:after="0" w:line="240" w:lineRule="auto"/>
     </w:pPr>
+    <w:rPr>
+      <w:color w:val="000000"/>
+    </w:rPr>
     <w:tblPr>
       <w:tblStyleRowBandSize w:val="1"/>
       <w:tblStyleColBandSize w:val="1"/>
@@ -10678,6 +11299,9 @@
     <w:pPr>
       <w:spacing w:after="0" w:line="240" w:lineRule="auto"/>
     </w:pPr>
+    <w:rPr>
+      <w:color w:val="000000"/>
+    </w:rPr>
     <w:tblPr>
       <w:tblStyleRowBandSize w:val="1"/>
       <w:tblStyleColBandSize w:val="1"/>
@@ -10819,6 +11443,9 @@
     <w:pPr>
       <w:spacing w:after="0" w:line="240" w:lineRule="auto"/>
     </w:pPr>
+    <w:rPr>
+      <w:color w:val="000000"/>
+    </w:rPr>
     <w:tblPr>
       <w:tblStyleRowBandSize w:val="1"/>
       <w:tblStyleColBandSize w:val="1"/>
@@ -10960,6 +11587,9 @@
     <w:pPr>
       <w:spacing w:after="0" w:line="240" w:lineRule="auto"/>
     </w:pPr>
+    <w:rPr>
+      <w:color w:val="000000"/>
+    </w:rPr>
     <w:tblPr>
       <w:tblStyleRowBandSize w:val="1"/>
       <w:tblStyleColBandSize w:val="1"/>
@@ -11102,7 +11732,7 @@
       <w:spacing w:after="0" w:line="240" w:lineRule="auto"/>
     </w:pPr>
     <w:rPr>
-      <w:color w:val="FFFFFF" w:themeColor="background1"/>
+      <w:color w:val="000000"/>
     </w:rPr>
     <w:tblPr>
       <w:tblStyleRowBandSize w:val="1"/>
@@ -11216,7 +11846,7 @@
       <w:spacing w:after="0" w:line="240" w:lineRule="auto"/>
     </w:pPr>
     <w:rPr>
-      <w:color w:val="FFFFFF" w:themeColor="background1"/>
+      <w:color w:val="000000"/>
     </w:rPr>
     <w:tblPr>
       <w:tblStyleRowBandSize w:val="1"/>
@@ -11330,7 +11960,7 @@
       <w:spacing w:after="0" w:line="240" w:lineRule="auto"/>
     </w:pPr>
     <w:rPr>
-      <w:color w:val="FFFFFF" w:themeColor="background1"/>
+      <w:color w:val="000000"/>
     </w:rPr>
     <w:tblPr>
       <w:tblStyleRowBandSize w:val="1"/>
@@ -11444,7 +12074,7 @@
       <w:spacing w:after="0" w:line="240" w:lineRule="auto"/>
     </w:pPr>
     <w:rPr>
-      <w:color w:val="FFFFFF" w:themeColor="background1"/>
+      <w:color w:val="000000"/>
     </w:rPr>
     <w:tblPr>
       <w:tblStyleRowBandSize w:val="1"/>
@@ -11558,7 +12188,7 @@
       <w:spacing w:after="0" w:line="240" w:lineRule="auto"/>
     </w:pPr>
     <w:rPr>
-      <w:color w:val="FFFFFF" w:themeColor="background1"/>
+      <w:color w:val="000000"/>
     </w:rPr>
     <w:tblPr>
       <w:tblStyleRowBandSize w:val="1"/>
@@ -11672,7 +12302,7 @@
       <w:spacing w:after="0" w:line="240" w:lineRule="auto"/>
     </w:pPr>
     <w:rPr>
-      <w:color w:val="FFFFFF" w:themeColor="background1"/>
+      <w:color w:val="000000"/>
     </w:rPr>
     <w:tblPr>
       <w:tblStyleRowBandSize w:val="1"/>
@@ -11786,7 +12416,7 @@
       <w:spacing w:after="0" w:line="240" w:lineRule="auto"/>
     </w:pPr>
     <w:rPr>
-      <w:color w:val="FFFFFF" w:themeColor="background1"/>
+      <w:color w:val="000000"/>
     </w:rPr>
     <w:tblPr>
       <w:tblStyleRowBandSize w:val="1"/>
@@ -11900,7 +12530,7 @@
       <w:spacing w:after="0" w:line="240" w:lineRule="auto"/>
     </w:pPr>
     <w:rPr>
-      <w:color w:val="000000" w:themeColor="text1"/>
+      <w:color w:val="000000"/>
     </w:rPr>
     <w:tblPr>
       <w:tblStyleRowBandSize w:val="1"/>
@@ -12022,7 +12652,7 @@
       <w:spacing w:after="0" w:line="240" w:lineRule="auto"/>
     </w:pPr>
     <w:rPr>
-      <w:color w:val="000000" w:themeColor="text1"/>
+      <w:color w:val="000000"/>
     </w:rPr>
     <w:tblPr>
       <w:tblStyleRowBandSize w:val="1"/>
@@ -12144,7 +12774,7 @@
       <w:spacing w:after="0" w:line="240" w:lineRule="auto"/>
     </w:pPr>
     <w:rPr>
-      <w:color w:val="000000" w:themeColor="text1"/>
+      <w:color w:val="000000"/>
     </w:rPr>
     <w:tblPr>
       <w:tblStyleRowBandSize w:val="1"/>
@@ -12266,7 +12896,7 @@
       <w:spacing w:after="0" w:line="240" w:lineRule="auto"/>
     </w:pPr>
     <w:rPr>
-      <w:color w:val="000000" w:themeColor="text1"/>
+      <w:color w:val="000000"/>
     </w:rPr>
     <w:tblPr>
       <w:tblStyleRowBandSize w:val="1"/>
@@ -12378,7 +13008,7 @@
       <w:spacing w:after="0" w:line="240" w:lineRule="auto"/>
     </w:pPr>
     <w:rPr>
-      <w:color w:val="000000" w:themeColor="text1"/>
+      <w:color w:val="000000"/>
     </w:rPr>
     <w:tblPr>
       <w:tblStyleRowBandSize w:val="1"/>
@@ -12500,7 +13130,7 @@
       <w:spacing w:after="0" w:line="240" w:lineRule="auto"/>
     </w:pPr>
     <w:rPr>
-      <w:color w:val="000000" w:themeColor="text1"/>
+      <w:color w:val="000000"/>
     </w:rPr>
     <w:tblPr>
       <w:tblStyleRowBandSize w:val="1"/>
@@ -12622,7 +13252,7 @@
       <w:spacing w:after="0" w:line="240" w:lineRule="auto"/>
     </w:pPr>
     <w:rPr>
-      <w:color w:val="000000" w:themeColor="text1"/>
+      <w:color w:val="000000"/>
     </w:rPr>
     <w:tblPr>
       <w:tblStyleRowBandSize w:val="1"/>
@@ -12744,7 +13374,7 @@
       <w:spacing w:after="0" w:line="240" w:lineRule="auto"/>
     </w:pPr>
     <w:rPr>
-      <w:color w:val="000000" w:themeColor="text1"/>
+      <w:color w:val="000000"/>
     </w:rPr>
     <w:tblPr>
       <w:tblStyleRowBandSize w:val="1"/>
@@ -12830,7 +13460,7 @@
       <w:spacing w:after="0" w:line="240" w:lineRule="auto"/>
     </w:pPr>
     <w:rPr>
-      <w:color w:val="000000" w:themeColor="text1"/>
+      <w:color w:val="000000"/>
     </w:rPr>
     <w:tblPr>
       <w:tblStyleRowBandSize w:val="1"/>
@@ -12916,7 +13546,7 @@
       <w:spacing w:after="0" w:line="240" w:lineRule="auto"/>
     </w:pPr>
     <w:rPr>
-      <w:color w:val="000000" w:themeColor="text1"/>
+      <w:color w:val="000000"/>
     </w:rPr>
     <w:tblPr>
       <w:tblStyleRowBandSize w:val="1"/>
@@ -13002,7 +13632,7 @@
       <w:spacing w:after="0" w:line="240" w:lineRule="auto"/>
     </w:pPr>
     <w:rPr>
-      <w:color w:val="000000" w:themeColor="text1"/>
+      <w:color w:val="000000"/>
     </w:rPr>
     <w:tblPr>
       <w:tblStyleRowBandSize w:val="1"/>
@@ -13088,7 +13718,7 @@
       <w:spacing w:after="0" w:line="240" w:lineRule="auto"/>
     </w:pPr>
     <w:rPr>
-      <w:color w:val="000000" w:themeColor="text1"/>
+      <w:color w:val="000000"/>
     </w:rPr>
     <w:tblPr>
       <w:tblStyleRowBandSize w:val="1"/>
@@ -13174,7 +13804,7 @@
       <w:spacing w:after="0" w:line="240" w:lineRule="auto"/>
     </w:pPr>
     <w:rPr>
-      <w:color w:val="000000" w:themeColor="text1"/>
+      <w:color w:val="000000"/>
     </w:rPr>
     <w:tblPr>
       <w:tblStyleRowBandSize w:val="1"/>
@@ -13260,7 +13890,7 @@
       <w:spacing w:after="0" w:line="240" w:lineRule="auto"/>
     </w:pPr>
     <w:rPr>
-      <w:color w:val="000000" w:themeColor="text1"/>
+      <w:color w:val="000000"/>
     </w:rPr>
     <w:tblPr>
       <w:tblStyleRowBandSize w:val="1"/>
@@ -13346,7 +13976,7 @@
       <w:spacing w:after="0" w:line="240" w:lineRule="auto"/>
     </w:pPr>
     <w:rPr>
-      <w:color w:val="000000" w:themeColor="text1"/>
+      <w:color w:val="000000"/>
     </w:rPr>
     <w:tblPr>
       <w:tblStyleRowBandSize w:val="1"/>
@@ -13426,7 +14056,7 @@
       <w:spacing w:after="0" w:line="240" w:lineRule="auto"/>
     </w:pPr>
     <w:rPr>
-      <w:color w:val="000000" w:themeColor="text1"/>
+      <w:color w:val="000000"/>
     </w:rPr>
     <w:tblPr>
       <w:tblStyleRowBandSize w:val="1"/>
@@ -13506,7 +14136,7 @@
       <w:spacing w:after="0" w:line="240" w:lineRule="auto"/>
     </w:pPr>
     <w:rPr>
-      <w:color w:val="000000" w:themeColor="text1"/>
+      <w:color w:val="000000"/>
     </w:rPr>
     <w:tblPr>
       <w:tblStyleRowBandSize w:val="1"/>
@@ -13586,7 +14216,7 @@
       <w:spacing w:after="0" w:line="240" w:lineRule="auto"/>
     </w:pPr>
     <w:rPr>
-      <w:color w:val="000000" w:themeColor="text1"/>
+      <w:color w:val="000000"/>
     </w:rPr>
     <w:tblPr>
       <w:tblStyleRowBandSize w:val="1"/>
@@ -13666,7 +14296,7 @@
       <w:spacing w:after="0" w:line="240" w:lineRule="auto"/>
     </w:pPr>
     <w:rPr>
-      <w:color w:val="000000" w:themeColor="text1"/>
+      <w:color w:val="000000"/>
     </w:rPr>
     <w:tblPr>
       <w:tblStyleRowBandSize w:val="1"/>
@@ -13746,7 +14376,7 @@
       <w:spacing w:after="0" w:line="240" w:lineRule="auto"/>
     </w:pPr>
     <w:rPr>
-      <w:color w:val="000000" w:themeColor="text1"/>
+      <w:color w:val="000000"/>
     </w:rPr>
     <w:tblPr>
       <w:tblStyleRowBandSize w:val="1"/>
@@ -13826,7 +14456,7 @@
       <w:spacing w:after="0" w:line="240" w:lineRule="auto"/>
     </w:pPr>
     <w:rPr>
-      <w:color w:val="000000" w:themeColor="text1"/>
+      <w:color w:val="000000"/>
     </w:rPr>
     <w:tblPr>
       <w:tblStyleRowBandSize w:val="1"/>
